--- a/4) usecase_description.docx
+++ b/4) usecase_description.docx
@@ -7,9 +7,10 @@
         <w:pStyle w:val="p1"/>
         <w:spacing w:line="276" w:lineRule="auto"/>
         <w:rPr>
-          <w:rFonts w:ascii="NanumGothic" w:eastAsia="NanumGothic" w:hAnsi="NanumGothic" w:hint="eastAsia"/>
+          <w:rFonts w:ascii="NanumGothic" w:eastAsia="NanumGothic" w:hAnsi="NanumGothic"/>
           <w:b/>
           <w:bCs/>
+          <w:color w:val="000000" w:themeColor="text1"/>
           <w:sz w:val="18"/>
           <w:szCs w:val="18"/>
         </w:rPr>
@@ -18,6 +19,7 @@
         <w:rPr>
           <w:rStyle w:val="s1"/>
           <w:rFonts w:ascii="NanumGothic" w:eastAsia="NanumGothic" w:hAnsi="NanumGothic"/>
+          <w:color w:val="000000" w:themeColor="text1"/>
           <w:sz w:val="18"/>
           <w:szCs w:val="18"/>
         </w:rPr>
@@ -27,6 +29,7 @@
         <w:rPr>
           <w:rStyle w:val="s2"/>
           <w:rFonts w:ascii="NanumGothic" w:eastAsia="NanumGothic" w:hAnsi="NanumGothic"/>
+          <w:color w:val="000000" w:themeColor="text1"/>
           <w:sz w:val="18"/>
           <w:szCs w:val="18"/>
         </w:rPr>
@@ -37,6 +40,7 @@
           <w:rFonts w:ascii="NanumGothic" w:eastAsia="NanumGothic" w:hAnsi="NanumGothic"/>
           <w:b/>
           <w:bCs/>
+          <w:color w:val="000000" w:themeColor="text1"/>
           <w:sz w:val="18"/>
           <w:szCs w:val="18"/>
         </w:rPr>
@@ -48,7 +52,7 @@
         <w:spacing w:line="276" w:lineRule="auto"/>
         <w:rPr>
           <w:rFonts w:ascii="NanumGothic" w:eastAsia="NanumGothic" w:hAnsi="NanumGothic"/>
-          <w:color w:val="FB0007"/>
+          <w:color w:val="000000" w:themeColor="text1"/>
           <w:sz w:val="18"/>
           <w:szCs w:val="18"/>
         </w:rPr>
@@ -56,7 +60,7 @@
       <w:r>
         <w:rPr>
           <w:rFonts w:ascii="NanumGothic" w:eastAsia="NanumGothic" w:hAnsi="NanumGothic"/>
-          <w:color w:val="FB0007"/>
+          <w:color w:val="000000" w:themeColor="text1"/>
           <w:sz w:val="18"/>
           <w:szCs w:val="18"/>
         </w:rPr>
@@ -65,7 +69,7 @@
       <w:r>
         <w:rPr>
           <w:rFonts w:ascii="NanumGothic" w:eastAsia="NanumGothic" w:hAnsi="NanumGothic" w:cs="Arial"/>
-          <w:color w:val="FB0007"/>
+          <w:color w:val="000000" w:themeColor="text1"/>
           <w:sz w:val="18"/>
           <w:szCs w:val="18"/>
         </w:rPr>
@@ -74,7 +78,7 @@
       <w:r>
         <w:rPr>
           <w:rFonts w:ascii="NanumGothic" w:eastAsia="NanumGothic" w:hAnsi="NanumGothic"/>
-          <w:color w:val="FB0007"/>
+          <w:color w:val="000000" w:themeColor="text1"/>
           <w:sz w:val="18"/>
           <w:szCs w:val="18"/>
         </w:rPr>
@@ -86,30 +90,7 @@
         <w:spacing w:line="276" w:lineRule="auto"/>
         <w:rPr>
           <w:rFonts w:ascii="NanumGothic" w:eastAsia="NanumGothic" w:hAnsi="NanumGothic"/>
-          <w:color w:val="FB0007"/>
-          <w:sz w:val="18"/>
-          <w:szCs w:val="18"/>
-        </w:rPr>
-      </w:pPr>
-    </w:p>
-    <w:p>
-      <w:pPr>
-        <w:spacing w:line="276" w:lineRule="auto"/>
-        <w:rPr>
-          <w:rFonts w:ascii="NanumGothic" w:eastAsia="NanumGothic" w:hAnsi="NanumGothic"/>
-          <w:color w:val="FB0007"/>
-          <w:sz w:val="18"/>
-          <w:szCs w:val="18"/>
-        </w:rPr>
-      </w:pPr>
-    </w:p>
-    <w:p>
-      <w:pPr>
-        <w:pStyle w:val="p1"/>
-        <w:spacing w:line="276" w:lineRule="auto"/>
-        <w:rPr>
-          <w:rFonts w:ascii="NanumGothic" w:eastAsia="NanumGothic" w:hAnsi="NanumGothic"/>
-          <w:color w:val="FB0007"/>
+          <w:color w:val="000000" w:themeColor="text1"/>
           <w:sz w:val="18"/>
           <w:szCs w:val="18"/>
         </w:rPr>
@@ -118,7 +99,7 @@
     <w:tbl>
       <w:tblPr>
         <w:tblStyle w:val="ab"/>
-        <w:tblpPr w:leftFromText="142" w:rightFromText="142" w:vertAnchor="text" w:horzAnchor="margin" w:tblpY="23"/>
+        <w:tblpPr w:leftFromText="142" w:rightFromText="142" w:vertAnchor="text" w:horzAnchor="margin" w:tblpY="-41"/>
         <w:tblW w:w="0" w:type="auto"/>
         <w:tblLook w:val="04A0" w:firstRow="1" w:lastRow="0" w:firstColumn="1" w:lastColumn="0" w:noHBand="0" w:noVBand="1"/>
       </w:tblPr>
@@ -187,7 +168,7 @@
             <w:pPr>
               <w:spacing w:line="276" w:lineRule="auto"/>
               <w:rPr>
-                <w:rFonts w:ascii="NanumGothic" w:eastAsia="NanumGothic" w:hAnsi="NanumGothic" w:hint="eastAsia"/>
+                <w:rFonts w:ascii="NanumGothic" w:eastAsia="NanumGothic" w:hAnsi="NanumGothic"/>
                 <w:color w:val="000000" w:themeColor="text1"/>
                 <w:sz w:val="18"/>
                 <w:szCs w:val="18"/>
@@ -212,7 +193,7 @@
             <w:pPr>
               <w:spacing w:line="276" w:lineRule="auto"/>
               <w:rPr>
-                <w:rFonts w:ascii="NanumGothic" w:eastAsia="NanumGothic" w:hAnsi="NanumGothic" w:hint="eastAsia"/>
+                <w:rFonts w:ascii="NanumGothic" w:eastAsia="NanumGothic" w:hAnsi="NanumGothic"/>
                 <w:color w:val="000000" w:themeColor="text1"/>
                 <w:sz w:val="18"/>
                 <w:szCs w:val="18"/>
@@ -239,7 +220,7 @@
             <w:pPr>
               <w:spacing w:line="276" w:lineRule="auto"/>
               <w:rPr>
-                <w:rFonts w:ascii="NanumGothic" w:eastAsia="NanumGothic" w:hAnsi="NanumGothic" w:hint="eastAsia"/>
+                <w:rFonts w:ascii="NanumGothic" w:eastAsia="NanumGothic" w:hAnsi="NanumGothic"/>
                 <w:color w:val="000000" w:themeColor="text1"/>
                 <w:sz w:val="18"/>
                 <w:szCs w:val="18"/>
@@ -264,7 +245,7 @@
             <w:pPr>
               <w:spacing w:line="276" w:lineRule="auto"/>
               <w:rPr>
-                <w:rFonts w:ascii="NanumGothic" w:eastAsia="NanumGothic" w:hAnsi="NanumGothic" w:hint="eastAsia"/>
+                <w:rFonts w:ascii="NanumGothic" w:eastAsia="NanumGothic" w:hAnsi="NanumGothic"/>
                 <w:color w:val="000000" w:themeColor="text1"/>
                 <w:sz w:val="18"/>
                 <w:szCs w:val="18"/>
@@ -291,7 +272,7 @@
             <w:pPr>
               <w:spacing w:line="276" w:lineRule="auto"/>
               <w:rPr>
-                <w:rFonts w:ascii="NanumGothic" w:eastAsia="NanumGothic" w:hAnsi="NanumGothic" w:hint="eastAsia"/>
+                <w:rFonts w:ascii="NanumGothic" w:eastAsia="NanumGothic" w:hAnsi="NanumGothic"/>
                 <w:color w:val="000000" w:themeColor="text1"/>
                 <w:sz w:val="18"/>
                 <w:szCs w:val="18"/>
@@ -316,7 +297,7 @@
             <w:pPr>
               <w:spacing w:line="276" w:lineRule="auto"/>
               <w:rPr>
-                <w:rFonts w:ascii="NanumGothic" w:eastAsia="NanumGothic" w:hAnsi="NanumGothic" w:hint="eastAsia"/>
+                <w:rFonts w:ascii="NanumGothic" w:eastAsia="NanumGothic" w:hAnsi="NanumGothic"/>
                 <w:color w:val="000000" w:themeColor="text1"/>
                 <w:sz w:val="18"/>
                 <w:szCs w:val="18"/>
@@ -343,7 +324,7 @@
             <w:pPr>
               <w:spacing w:line="276" w:lineRule="auto"/>
               <w:rPr>
-                <w:rFonts w:ascii="NanumGothic" w:eastAsia="NanumGothic" w:hAnsi="NanumGothic" w:hint="eastAsia"/>
+                <w:rFonts w:ascii="NanumGothic" w:eastAsia="NanumGothic" w:hAnsi="NanumGothic"/>
                 <w:color w:val="000000" w:themeColor="text1"/>
                 <w:sz w:val="18"/>
                 <w:szCs w:val="18"/>
@@ -368,7 +349,7 @@
             <w:pPr>
               <w:spacing w:line="276" w:lineRule="auto"/>
               <w:rPr>
-                <w:rFonts w:ascii="NanumGothic" w:eastAsia="NanumGothic" w:hAnsi="NanumGothic" w:hint="eastAsia"/>
+                <w:rFonts w:ascii="NanumGothic" w:eastAsia="NanumGothic" w:hAnsi="NanumGothic"/>
                 <w:color w:val="000000" w:themeColor="text1"/>
                 <w:sz w:val="18"/>
                 <w:szCs w:val="18"/>
@@ -389,11 +370,770 @@
     </w:tbl>
     <w:p>
       <w:pPr>
+        <w:spacing w:line="276" w:lineRule="auto"/>
+        <w:rPr>
+          <w:rFonts w:ascii="NanumGothic" w:eastAsia="NanumGothic" w:hAnsi="NanumGothic"/>
+          <w:color w:val="000000" w:themeColor="text1"/>
+          <w:sz w:val="18"/>
+          <w:szCs w:val="18"/>
+        </w:rPr>
+      </w:pPr>
+    </w:p>
+    <w:p>
+      <w:pPr>
+        <w:spacing w:line="276" w:lineRule="auto"/>
+        <w:rPr>
+          <w:rFonts w:ascii="NanumGothic" w:eastAsia="NanumGothic" w:hAnsi="NanumGothic" w:hint="eastAsia"/>
+          <w:color w:val="000000" w:themeColor="text1"/>
+          <w:sz w:val="18"/>
+          <w:szCs w:val="18"/>
+        </w:rPr>
+      </w:pPr>
+      <w:r>
+        <w:rPr>
+          <w:rFonts w:ascii="NanumGothic" w:eastAsia="NanumGothic" w:hAnsi="NanumGothic" w:hint="eastAsia"/>
+          <w:color w:val="000000" w:themeColor="text1"/>
+          <w:sz w:val="18"/>
+          <w:szCs w:val="18"/>
+        </w:rPr>
+        <w:t>&lt;</w:t>
+      </w:r>
+      <w:r>
+        <w:rPr>
+          <w:rFonts w:ascii="NanumGothic" w:eastAsia="NanumGothic" w:hAnsi="NanumGothic"/>
+          <w:color w:val="000000" w:themeColor="text1"/>
+          <w:sz w:val="18"/>
+          <w:szCs w:val="18"/>
+        </w:rPr>
+        <w:t>Step by step&gt;</w:t>
+      </w:r>
+    </w:p>
+    <w:p>
+      <w:pPr>
+        <w:spacing w:line="276" w:lineRule="auto"/>
+        <w:rPr>
+          <w:rFonts w:ascii="NanumGothic" w:eastAsia="NanumGothic" w:hAnsi="NanumGothic"/>
+          <w:color w:val="000000" w:themeColor="text1"/>
+          <w:sz w:val="18"/>
+          <w:szCs w:val="18"/>
+        </w:rPr>
+      </w:pPr>
+    </w:p>
+    <w:p>
+      <w:pPr>
+        <w:spacing w:line="276" w:lineRule="auto"/>
+        <w:rPr>
+          <w:rFonts w:ascii="NanumGothic" w:eastAsia="NanumGothic" w:hAnsi="NanumGothic" w:hint="eastAsia"/>
+          <w:color w:val="000000" w:themeColor="text1"/>
+          <w:sz w:val="18"/>
+          <w:szCs w:val="18"/>
+        </w:rPr>
+      </w:pPr>
+      <w:r>
+        <w:rPr>
+          <w:rFonts w:ascii="NanumGothic" w:eastAsia="NanumGothic" w:hAnsi="NanumGothic" w:hint="eastAsia"/>
+          <w:color w:val="000000" w:themeColor="text1"/>
+          <w:sz w:val="18"/>
+          <w:szCs w:val="18"/>
+        </w:rPr>
+        <w:t>설문 등록</w:t>
+      </w:r>
+    </w:p>
+    <w:tbl>
+      <w:tblPr>
+        <w:tblStyle w:val="ab"/>
+        <w:tblW w:w="0" w:type="auto"/>
+        <w:tblLook w:val="04A0" w:firstRow="1" w:lastRow="0" w:firstColumn="1" w:lastColumn="0" w:noHBand="0" w:noVBand="1"/>
+      </w:tblPr>
+      <w:tblGrid>
+        <w:gridCol w:w="4508"/>
+        <w:gridCol w:w="4508"/>
+      </w:tblGrid>
+      <w:tr>
+        <w:tc>
+          <w:tcPr>
+            <w:tcW w:w="4508" w:type="dxa"/>
+          </w:tcPr>
+          <w:p>
+            <w:pPr>
+              <w:spacing w:line="276" w:lineRule="auto"/>
+              <w:rPr>
+                <w:rFonts w:ascii="NanumGothic" w:eastAsia="NanumGothic" w:hAnsi="NanumGothic"/>
+                <w:color w:val="000000" w:themeColor="text1"/>
+                <w:sz w:val="18"/>
+                <w:szCs w:val="18"/>
+              </w:rPr>
+            </w:pPr>
+            <w:r>
+              <w:rPr>
+                <w:rFonts w:ascii="NanumGothic" w:eastAsia="NanumGothic" w:hAnsi="NanumGothic"/>
+                <w:color w:val="000000" w:themeColor="text1"/>
+                <w:sz w:val="18"/>
+                <w:szCs w:val="18"/>
+              </w:rPr>
+              <w:t>Actor Action</w:t>
+            </w:r>
+          </w:p>
+        </w:tc>
+        <w:tc>
+          <w:tcPr>
+            <w:tcW w:w="4508" w:type="dxa"/>
+          </w:tcPr>
+          <w:p>
+            <w:pPr>
+              <w:spacing w:line="276" w:lineRule="auto"/>
+              <w:rPr>
+                <w:rFonts w:ascii="NanumGothic" w:eastAsia="NanumGothic" w:hAnsi="NanumGothic"/>
+                <w:color w:val="000000" w:themeColor="text1"/>
+                <w:sz w:val="18"/>
+                <w:szCs w:val="18"/>
+              </w:rPr>
+            </w:pPr>
+            <w:r>
+              <w:rPr>
+                <w:rFonts w:ascii="NanumGothic" w:eastAsia="NanumGothic" w:hAnsi="NanumGothic"/>
+                <w:color w:val="000000" w:themeColor="text1"/>
+                <w:sz w:val="18"/>
+                <w:szCs w:val="18"/>
+              </w:rPr>
+              <w:t>System Response</w:t>
+            </w:r>
+          </w:p>
+        </w:tc>
+      </w:tr>
+      <w:tr>
+        <w:tc>
+          <w:tcPr>
+            <w:tcW w:w="4508" w:type="dxa"/>
+          </w:tcPr>
+          <w:p>
+            <w:pPr>
+              <w:pStyle w:val="a6"/>
+              <w:numPr>
+                <w:ilvl w:val="0"/>
+                <w:numId w:val="2"/>
+              </w:numPr>
+              <w:spacing w:line="276" w:lineRule="auto"/>
+              <w:rPr>
+                <w:rFonts w:ascii="NanumGothic" w:eastAsia="NanumGothic" w:hAnsi="NanumGothic"/>
+                <w:color w:val="000000" w:themeColor="text1"/>
+                <w:sz w:val="18"/>
+                <w:szCs w:val="18"/>
+              </w:rPr>
+            </w:pPr>
+            <w:r>
+              <w:rPr>
+                <w:rFonts w:ascii="NanumGothic" w:eastAsia="NanumGothic" w:hAnsi="NanumGothic" w:hint="eastAsia"/>
+                <w:color w:val="000000" w:themeColor="text1"/>
+                <w:sz w:val="18"/>
+                <w:szCs w:val="18"/>
+              </w:rPr>
+              <w:t>관리자가 설문 등록을 요청한다.</w:t>
+            </w:r>
+          </w:p>
+        </w:tc>
+        <w:tc>
+          <w:tcPr>
+            <w:tcW w:w="4508" w:type="dxa"/>
+          </w:tcPr>
+          <w:p>
+            <w:pPr>
+              <w:pStyle w:val="a6"/>
+              <w:numPr>
+                <w:ilvl w:val="0"/>
+                <w:numId w:val="2"/>
+              </w:numPr>
+              <w:spacing w:line="276" w:lineRule="auto"/>
+              <w:rPr>
+                <w:rFonts w:ascii="NanumGothic" w:eastAsia="NanumGothic" w:hAnsi="NanumGothic" w:hint="eastAsia"/>
+                <w:color w:val="000000" w:themeColor="text1"/>
+                <w:sz w:val="18"/>
+                <w:szCs w:val="18"/>
+              </w:rPr>
+            </w:pPr>
+            <w:r>
+              <w:rPr>
+                <w:rFonts w:ascii="NanumGothic" w:eastAsia="NanumGothic" w:hAnsi="NanumGothic" w:hint="eastAsia"/>
+                <w:color w:val="000000" w:themeColor="text1"/>
+                <w:sz w:val="18"/>
+                <w:szCs w:val="18"/>
+              </w:rPr>
+              <w:t>시스템이 설문 등록 화면을 표시한다.</w:t>
+            </w:r>
+          </w:p>
+        </w:tc>
+      </w:tr>
+      <w:tr>
+        <w:tc>
+          <w:tcPr>
+            <w:tcW w:w="4508" w:type="dxa"/>
+          </w:tcPr>
+          <w:p>
+            <w:pPr>
+              <w:pStyle w:val="a6"/>
+              <w:numPr>
+                <w:ilvl w:val="0"/>
+                <w:numId w:val="2"/>
+              </w:numPr>
+              <w:spacing w:line="276" w:lineRule="auto"/>
+              <w:rPr>
+                <w:rFonts w:ascii="NanumGothic" w:eastAsia="NanumGothic" w:hAnsi="NanumGothic" w:hint="eastAsia"/>
+                <w:color w:val="000000" w:themeColor="text1"/>
+                <w:sz w:val="18"/>
+                <w:szCs w:val="18"/>
+              </w:rPr>
+            </w:pPr>
+            <w:r>
+              <w:rPr>
+                <w:rFonts w:ascii="NanumGothic" w:eastAsia="NanumGothic" w:hAnsi="NanumGothic" w:hint="eastAsia"/>
+                <w:color w:val="000000" w:themeColor="text1"/>
+                <w:sz w:val="18"/>
+                <w:szCs w:val="18"/>
+              </w:rPr>
+              <w:t>설문 제목, 설문 설명, 설문 문항, 응답 항목, 설문 시작 시간, 설문 마감 시간을 입력한다.</w:t>
+            </w:r>
+          </w:p>
+        </w:tc>
+        <w:tc>
+          <w:tcPr>
+            <w:tcW w:w="4508" w:type="dxa"/>
+          </w:tcPr>
+          <w:p>
+            <w:pPr>
+              <w:pStyle w:val="a6"/>
+              <w:numPr>
+                <w:ilvl w:val="0"/>
+                <w:numId w:val="2"/>
+              </w:numPr>
+              <w:spacing w:line="276" w:lineRule="auto"/>
+              <w:rPr>
+                <w:rFonts w:ascii="NanumGothic" w:eastAsia="NanumGothic" w:hAnsi="NanumGothic" w:hint="eastAsia"/>
+                <w:color w:val="000000" w:themeColor="text1"/>
+                <w:sz w:val="18"/>
+                <w:szCs w:val="18"/>
+              </w:rPr>
+            </w:pPr>
+            <w:r>
+              <w:rPr>
+                <w:rFonts w:ascii="NanumGothic" w:eastAsia="NanumGothic" w:hAnsi="NanumGothic" w:hint="eastAsia"/>
+                <w:color w:val="000000" w:themeColor="text1"/>
+                <w:sz w:val="18"/>
+                <w:szCs w:val="18"/>
+              </w:rPr>
+              <w:t>시스템이 해당 설문을 등록한다.</w:t>
+            </w:r>
+          </w:p>
+        </w:tc>
+      </w:tr>
+    </w:tbl>
+    <w:p>
+      <w:pPr>
+        <w:spacing w:line="276" w:lineRule="auto"/>
+        <w:rPr>
+          <w:rFonts w:ascii="NanumGothic" w:eastAsia="NanumGothic" w:hAnsi="NanumGothic"/>
+          <w:color w:val="000000" w:themeColor="text1"/>
+          <w:sz w:val="18"/>
+          <w:szCs w:val="18"/>
+        </w:rPr>
+      </w:pPr>
+    </w:p>
+    <w:p>
+      <w:pPr>
+        <w:spacing w:line="276" w:lineRule="auto"/>
+        <w:rPr>
+          <w:rFonts w:ascii="NanumGothic" w:eastAsia="NanumGothic" w:hAnsi="NanumGothic" w:hint="eastAsia"/>
+          <w:color w:val="000000" w:themeColor="text1"/>
+          <w:sz w:val="18"/>
+          <w:szCs w:val="18"/>
+        </w:rPr>
+      </w:pPr>
+    </w:p>
+    <w:p>
+      <w:pPr>
+        <w:spacing w:line="276" w:lineRule="auto"/>
+        <w:rPr>
+          <w:rFonts w:ascii="NanumGothic" w:eastAsia="NanumGothic" w:hAnsi="NanumGothic" w:hint="eastAsia"/>
+          <w:color w:val="000000" w:themeColor="text1"/>
+          <w:sz w:val="18"/>
+          <w:szCs w:val="18"/>
+        </w:rPr>
+      </w:pPr>
+      <w:r>
+        <w:rPr>
+          <w:rFonts w:ascii="NanumGothic" w:eastAsia="NanumGothic" w:hAnsi="NanumGothic" w:hint="eastAsia"/>
+          <w:color w:val="000000" w:themeColor="text1"/>
+          <w:sz w:val="18"/>
+          <w:szCs w:val="18"/>
+        </w:rPr>
+        <w:t>설문 목록 조회</w:t>
+      </w:r>
+    </w:p>
+    <w:tbl>
+      <w:tblPr>
+        <w:tblStyle w:val="ab"/>
+        <w:tblW w:w="0" w:type="auto"/>
+        <w:tblLook w:val="04A0" w:firstRow="1" w:lastRow="0" w:firstColumn="1" w:lastColumn="0" w:noHBand="0" w:noVBand="1"/>
+      </w:tblPr>
+      <w:tblGrid>
+        <w:gridCol w:w="4508"/>
+        <w:gridCol w:w="4508"/>
+      </w:tblGrid>
+      <w:tr>
+        <w:tc>
+          <w:tcPr>
+            <w:tcW w:w="4508" w:type="dxa"/>
+          </w:tcPr>
+          <w:p>
+            <w:pPr>
+              <w:spacing w:line="276" w:lineRule="auto"/>
+              <w:rPr>
+                <w:rFonts w:ascii="NanumGothic" w:eastAsia="NanumGothic" w:hAnsi="NanumGothic" w:hint="eastAsia"/>
+                <w:color w:val="000000" w:themeColor="text1"/>
+                <w:sz w:val="18"/>
+                <w:szCs w:val="18"/>
+              </w:rPr>
+            </w:pPr>
+            <w:r>
+              <w:rPr>
+                <w:rFonts w:ascii="NanumGothic" w:eastAsia="NanumGothic" w:hAnsi="NanumGothic"/>
+                <w:color w:val="000000" w:themeColor="text1"/>
+                <w:sz w:val="18"/>
+                <w:szCs w:val="18"/>
+              </w:rPr>
+              <w:t>Actor Action</w:t>
+            </w:r>
+          </w:p>
+        </w:tc>
+        <w:tc>
+          <w:tcPr>
+            <w:tcW w:w="4508" w:type="dxa"/>
+          </w:tcPr>
+          <w:p>
+            <w:pPr>
+              <w:spacing w:line="276" w:lineRule="auto"/>
+              <w:rPr>
+                <w:rFonts w:ascii="NanumGothic" w:eastAsia="NanumGothic" w:hAnsi="NanumGothic" w:hint="eastAsia"/>
+                <w:color w:val="000000" w:themeColor="text1"/>
+                <w:sz w:val="18"/>
+                <w:szCs w:val="18"/>
+              </w:rPr>
+            </w:pPr>
+            <w:r>
+              <w:rPr>
+                <w:rFonts w:ascii="NanumGothic" w:eastAsia="NanumGothic" w:hAnsi="NanumGothic"/>
+                <w:color w:val="000000" w:themeColor="text1"/>
+                <w:sz w:val="18"/>
+                <w:szCs w:val="18"/>
+              </w:rPr>
+              <w:t>System Response</w:t>
+            </w:r>
+          </w:p>
+        </w:tc>
+      </w:tr>
+      <w:tr>
+        <w:tc>
+          <w:tcPr>
+            <w:tcW w:w="4508" w:type="dxa"/>
+          </w:tcPr>
+          <w:p>
+            <w:pPr>
+              <w:pStyle w:val="a6"/>
+              <w:numPr>
+                <w:ilvl w:val="0"/>
+                <w:numId w:val="3"/>
+              </w:numPr>
+              <w:spacing w:line="276" w:lineRule="auto"/>
+              <w:rPr>
+                <w:rFonts w:ascii="NanumGothic" w:eastAsia="NanumGothic" w:hAnsi="NanumGothic" w:hint="eastAsia"/>
+                <w:color w:val="000000" w:themeColor="text1"/>
+                <w:sz w:val="18"/>
+                <w:szCs w:val="18"/>
+              </w:rPr>
+            </w:pPr>
+            <w:r>
+              <w:rPr>
+                <w:rFonts w:ascii="NanumGothic" w:eastAsia="NanumGothic" w:hAnsi="NanumGothic" w:hint="eastAsia"/>
+                <w:color w:val="000000" w:themeColor="text1"/>
+                <w:sz w:val="18"/>
+                <w:szCs w:val="18"/>
+              </w:rPr>
+              <w:t>관리자가 설문 목록 조회를 요청한다.</w:t>
+            </w:r>
+          </w:p>
+        </w:tc>
+        <w:tc>
+          <w:tcPr>
+            <w:tcW w:w="4508" w:type="dxa"/>
+          </w:tcPr>
+          <w:p>
+            <w:pPr>
+              <w:pStyle w:val="a6"/>
+              <w:numPr>
+                <w:ilvl w:val="0"/>
+                <w:numId w:val="3"/>
+              </w:numPr>
+              <w:spacing w:line="276" w:lineRule="auto"/>
+              <w:rPr>
+                <w:rFonts w:ascii="NanumGothic" w:eastAsia="NanumGothic" w:hAnsi="NanumGothic" w:hint="eastAsia"/>
+                <w:color w:val="000000" w:themeColor="text1"/>
+                <w:sz w:val="18"/>
+                <w:szCs w:val="18"/>
+              </w:rPr>
+            </w:pPr>
+            <w:r>
+              <w:rPr>
+                <w:rFonts w:ascii="NanumGothic" w:eastAsia="NanumGothic" w:hAnsi="NanumGothic" w:hint="eastAsia"/>
+                <w:color w:val="000000" w:themeColor="text1"/>
+                <w:sz w:val="18"/>
+                <w:szCs w:val="18"/>
+              </w:rPr>
+              <w:t>시스템이 등록된 전체 설문 리스트를  화면에 표시한다.</w:t>
+            </w:r>
+          </w:p>
+        </w:tc>
+      </w:tr>
+    </w:tbl>
+    <w:p>
+      <w:pPr>
+        <w:spacing w:line="276" w:lineRule="auto"/>
+        <w:rPr>
+          <w:rFonts w:ascii="NanumGothic" w:eastAsia="NanumGothic" w:hAnsi="NanumGothic"/>
+          <w:color w:val="000000" w:themeColor="text1"/>
+          <w:sz w:val="18"/>
+          <w:szCs w:val="18"/>
+        </w:rPr>
+      </w:pPr>
+    </w:p>
+    <w:p>
+      <w:pPr>
+        <w:spacing w:line="276" w:lineRule="auto"/>
+        <w:rPr>
+          <w:rFonts w:ascii="NanumGothic" w:eastAsia="NanumGothic" w:hAnsi="NanumGothic" w:hint="eastAsia"/>
+          <w:color w:val="000000" w:themeColor="text1"/>
+          <w:sz w:val="18"/>
+          <w:szCs w:val="18"/>
+        </w:rPr>
+      </w:pPr>
+      <w:r>
+        <w:rPr>
+          <w:rFonts w:ascii="NanumGothic" w:eastAsia="NanumGothic" w:hAnsi="NanumGothic" w:hint="eastAsia"/>
+          <w:color w:val="000000" w:themeColor="text1"/>
+          <w:sz w:val="18"/>
+          <w:szCs w:val="18"/>
+        </w:rPr>
+        <w:t>설문 상세 조회</w:t>
+      </w:r>
+    </w:p>
+    <w:tbl>
+      <w:tblPr>
+        <w:tblStyle w:val="ab"/>
+        <w:tblW w:w="0" w:type="auto"/>
+        <w:tblLook w:val="04A0" w:firstRow="1" w:lastRow="0" w:firstColumn="1" w:lastColumn="0" w:noHBand="0" w:noVBand="1"/>
+      </w:tblPr>
+      <w:tblGrid>
+        <w:gridCol w:w="4508"/>
+        <w:gridCol w:w="4508"/>
+      </w:tblGrid>
+      <w:tr>
+        <w:tc>
+          <w:tcPr>
+            <w:tcW w:w="4508" w:type="dxa"/>
+          </w:tcPr>
+          <w:p>
+            <w:pPr>
+              <w:spacing w:line="276" w:lineRule="auto"/>
+              <w:rPr>
+                <w:rFonts w:ascii="NanumGothic" w:eastAsia="NanumGothic" w:hAnsi="NanumGothic"/>
+                <w:color w:val="000000" w:themeColor="text1"/>
+                <w:sz w:val="18"/>
+                <w:szCs w:val="18"/>
+              </w:rPr>
+            </w:pPr>
+            <w:r>
+              <w:rPr>
+                <w:rFonts w:ascii="NanumGothic" w:eastAsia="NanumGothic" w:hAnsi="NanumGothic"/>
+                <w:color w:val="000000" w:themeColor="text1"/>
+                <w:sz w:val="18"/>
+                <w:szCs w:val="18"/>
+              </w:rPr>
+              <w:t>Actor Action</w:t>
+            </w:r>
+          </w:p>
+        </w:tc>
+        <w:tc>
+          <w:tcPr>
+            <w:tcW w:w="4508" w:type="dxa"/>
+          </w:tcPr>
+          <w:p>
+            <w:pPr>
+              <w:spacing w:line="276" w:lineRule="auto"/>
+              <w:rPr>
+                <w:rFonts w:ascii="NanumGothic" w:eastAsia="NanumGothic" w:hAnsi="NanumGothic"/>
+                <w:color w:val="000000" w:themeColor="text1"/>
+                <w:sz w:val="18"/>
+                <w:szCs w:val="18"/>
+              </w:rPr>
+            </w:pPr>
+            <w:r>
+              <w:rPr>
+                <w:rFonts w:ascii="NanumGothic" w:eastAsia="NanumGothic" w:hAnsi="NanumGothic"/>
+                <w:color w:val="000000" w:themeColor="text1"/>
+                <w:sz w:val="18"/>
+                <w:szCs w:val="18"/>
+              </w:rPr>
+              <w:t>System Response</w:t>
+            </w:r>
+          </w:p>
+        </w:tc>
+      </w:tr>
+      <w:tr>
+        <w:tc>
+          <w:tcPr>
+            <w:tcW w:w="4508" w:type="dxa"/>
+          </w:tcPr>
+          <w:p>
+            <w:pPr>
+              <w:pStyle w:val="a6"/>
+              <w:numPr>
+                <w:ilvl w:val="0"/>
+                <w:numId w:val="4"/>
+              </w:numPr>
+              <w:spacing w:line="276" w:lineRule="auto"/>
+              <w:rPr>
+                <w:rFonts w:ascii="NanumGothic" w:eastAsia="NanumGothic" w:hAnsi="NanumGothic" w:hint="eastAsia"/>
+                <w:color w:val="000000" w:themeColor="text1"/>
+                <w:sz w:val="18"/>
+                <w:szCs w:val="18"/>
+              </w:rPr>
+            </w:pPr>
+            <w:r>
+              <w:rPr>
+                <w:rFonts w:ascii="NanumGothic" w:eastAsia="NanumGothic" w:hAnsi="NanumGothic" w:hint="eastAsia"/>
+                <w:color w:val="000000" w:themeColor="text1"/>
+                <w:sz w:val="18"/>
+                <w:szCs w:val="18"/>
+              </w:rPr>
+              <w:t>관리자가 설문 리스트에서 특정 설문을 선택한다</w:t>
+            </w:r>
+          </w:p>
+        </w:tc>
+        <w:tc>
+          <w:tcPr>
+            <w:tcW w:w="4508" w:type="dxa"/>
+          </w:tcPr>
+          <w:p>
+            <w:pPr>
+              <w:pStyle w:val="a6"/>
+              <w:numPr>
+                <w:ilvl w:val="0"/>
+                <w:numId w:val="4"/>
+              </w:numPr>
+              <w:spacing w:line="276" w:lineRule="auto"/>
+              <w:rPr>
+                <w:rFonts w:ascii="NanumGothic" w:eastAsia="NanumGothic" w:hAnsi="NanumGothic"/>
+                <w:color w:val="000000" w:themeColor="text1"/>
+                <w:sz w:val="18"/>
+                <w:szCs w:val="18"/>
+              </w:rPr>
+            </w:pPr>
+            <w:r>
+              <w:rPr>
+                <w:rFonts w:ascii="NanumGothic" w:eastAsia="NanumGothic" w:hAnsi="NanumGothic" w:hint="eastAsia"/>
+                <w:color w:val="000000" w:themeColor="text1"/>
+                <w:sz w:val="18"/>
+                <w:szCs w:val="18"/>
+              </w:rPr>
+              <w:t>시스템이 해당 설문의 상세 내용을 팝업창으로 표시한다</w:t>
+            </w:r>
+          </w:p>
+        </w:tc>
+      </w:tr>
+    </w:tbl>
+    <w:p>
+      <w:pPr>
+        <w:spacing w:line="276" w:lineRule="auto"/>
+        <w:rPr>
+          <w:rFonts w:ascii="NanumGothic" w:eastAsia="NanumGothic" w:hAnsi="NanumGothic"/>
+          <w:color w:val="000000" w:themeColor="text1"/>
+          <w:sz w:val="18"/>
+          <w:szCs w:val="18"/>
+        </w:rPr>
+      </w:pPr>
+    </w:p>
+    <w:p>
+      <w:pPr>
+        <w:spacing w:line="276" w:lineRule="auto"/>
+        <w:rPr>
+          <w:rFonts w:ascii="NanumGothic" w:eastAsia="NanumGothic" w:hAnsi="NanumGothic" w:hint="eastAsia"/>
+          <w:color w:val="000000" w:themeColor="text1"/>
+          <w:sz w:val="18"/>
+          <w:szCs w:val="18"/>
+        </w:rPr>
+      </w:pPr>
+    </w:p>
+    <w:p>
+      <w:pPr>
+        <w:spacing w:line="276" w:lineRule="auto"/>
+        <w:rPr>
+          <w:rFonts w:ascii="NanumGothic" w:eastAsia="NanumGothic" w:hAnsi="NanumGothic" w:hint="eastAsia"/>
+          <w:color w:val="000000" w:themeColor="text1"/>
+          <w:sz w:val="18"/>
+          <w:szCs w:val="18"/>
+        </w:rPr>
+      </w:pPr>
+      <w:r>
+        <w:rPr>
+          <w:rFonts w:ascii="NanumGothic" w:eastAsia="NanumGothic" w:hAnsi="NanumGothic" w:hint="eastAsia"/>
+          <w:color w:val="000000" w:themeColor="text1"/>
+          <w:sz w:val="18"/>
+          <w:szCs w:val="18"/>
+        </w:rPr>
+        <w:t>설문 삭제</w:t>
+      </w:r>
+    </w:p>
+    <w:tbl>
+      <w:tblPr>
+        <w:tblStyle w:val="ab"/>
+        <w:tblW w:w="0" w:type="auto"/>
+        <w:tblLook w:val="04A0" w:firstRow="1" w:lastRow="0" w:firstColumn="1" w:lastColumn="0" w:noHBand="0" w:noVBand="1"/>
+      </w:tblPr>
+      <w:tblGrid>
+        <w:gridCol w:w="4508"/>
+        <w:gridCol w:w="4508"/>
+      </w:tblGrid>
+      <w:tr>
+        <w:tc>
+          <w:tcPr>
+            <w:tcW w:w="4508" w:type="dxa"/>
+          </w:tcPr>
+          <w:p>
+            <w:pPr>
+              <w:spacing w:line="276" w:lineRule="auto"/>
+              <w:rPr>
+                <w:rFonts w:ascii="NanumGothic" w:eastAsia="NanumGothic" w:hAnsi="NanumGothic" w:hint="eastAsia"/>
+                <w:color w:val="000000" w:themeColor="text1"/>
+                <w:sz w:val="18"/>
+                <w:szCs w:val="18"/>
+              </w:rPr>
+            </w:pPr>
+            <w:r>
+              <w:rPr>
+                <w:rFonts w:ascii="NanumGothic" w:eastAsia="NanumGothic" w:hAnsi="NanumGothic"/>
+                <w:color w:val="000000" w:themeColor="text1"/>
+                <w:sz w:val="18"/>
+                <w:szCs w:val="18"/>
+              </w:rPr>
+              <w:t>Actor Action</w:t>
+            </w:r>
+          </w:p>
+        </w:tc>
+        <w:tc>
+          <w:tcPr>
+            <w:tcW w:w="4508" w:type="dxa"/>
+          </w:tcPr>
+          <w:p>
+            <w:pPr>
+              <w:spacing w:line="276" w:lineRule="auto"/>
+              <w:rPr>
+                <w:rFonts w:ascii="NanumGothic" w:eastAsia="NanumGothic" w:hAnsi="NanumGothic" w:hint="eastAsia"/>
+                <w:color w:val="000000" w:themeColor="text1"/>
+                <w:sz w:val="18"/>
+                <w:szCs w:val="18"/>
+              </w:rPr>
+            </w:pPr>
+            <w:r>
+              <w:rPr>
+                <w:rFonts w:ascii="NanumGothic" w:eastAsia="NanumGothic" w:hAnsi="NanumGothic"/>
+                <w:color w:val="000000" w:themeColor="text1"/>
+                <w:sz w:val="18"/>
+                <w:szCs w:val="18"/>
+              </w:rPr>
+              <w:t>System Response</w:t>
+            </w:r>
+          </w:p>
+        </w:tc>
+      </w:tr>
+      <w:tr>
+        <w:tc>
+          <w:tcPr>
+            <w:tcW w:w="4508" w:type="dxa"/>
+          </w:tcPr>
+          <w:p>
+            <w:pPr>
+              <w:pStyle w:val="a6"/>
+              <w:numPr>
+                <w:ilvl w:val="0"/>
+                <w:numId w:val="5"/>
+              </w:numPr>
+              <w:spacing w:line="276" w:lineRule="auto"/>
+              <w:rPr>
+                <w:rFonts w:ascii="NanumGothic" w:eastAsia="NanumGothic" w:hAnsi="NanumGothic" w:hint="eastAsia"/>
+                <w:color w:val="000000" w:themeColor="text1"/>
+                <w:sz w:val="18"/>
+                <w:szCs w:val="18"/>
+              </w:rPr>
+            </w:pPr>
+            <w:r>
+              <w:rPr>
+                <w:rFonts w:ascii="NanumGothic" w:eastAsia="NanumGothic" w:hAnsi="NanumGothic" w:hint="eastAsia"/>
+                <w:color w:val="000000" w:themeColor="text1"/>
+                <w:sz w:val="18"/>
+                <w:szCs w:val="18"/>
+              </w:rPr>
+              <w:t>관리자가 설문 리스트에서 특정 설문을 선택하여 삭제를 요청한다</w:t>
+            </w:r>
+          </w:p>
+        </w:tc>
+        <w:tc>
+          <w:tcPr>
+            <w:tcW w:w="4508" w:type="dxa"/>
+          </w:tcPr>
+          <w:p>
+            <w:pPr>
+              <w:pStyle w:val="a6"/>
+              <w:numPr>
+                <w:ilvl w:val="0"/>
+                <w:numId w:val="5"/>
+              </w:numPr>
+              <w:spacing w:line="276" w:lineRule="auto"/>
+              <w:rPr>
+                <w:rFonts w:ascii="NanumGothic" w:eastAsia="NanumGothic" w:hAnsi="NanumGothic" w:hint="eastAsia"/>
+                <w:color w:val="000000" w:themeColor="text1"/>
+                <w:sz w:val="18"/>
+                <w:szCs w:val="18"/>
+              </w:rPr>
+            </w:pPr>
+            <w:r>
+              <w:rPr>
+                <w:rFonts w:ascii="NanumGothic" w:eastAsia="NanumGothic" w:hAnsi="NanumGothic" w:hint="eastAsia"/>
+                <w:color w:val="000000" w:themeColor="text1"/>
+                <w:sz w:val="18"/>
+                <w:szCs w:val="18"/>
+              </w:rPr>
+              <w:t>시스템이 해당 설문을 삭제한다.</w:t>
+            </w:r>
+          </w:p>
+        </w:tc>
+      </w:tr>
+    </w:tbl>
+    <w:p>
+      <w:pPr>
+        <w:spacing w:line="276" w:lineRule="auto"/>
+        <w:rPr>
+          <w:rFonts w:ascii="NanumGothic" w:eastAsia="NanumGothic" w:hAnsi="NanumGothic" w:hint="eastAsia"/>
+          <w:color w:val="000000" w:themeColor="text1"/>
+          <w:sz w:val="18"/>
+          <w:szCs w:val="18"/>
+        </w:rPr>
+      </w:pPr>
+    </w:p>
+    <w:p>
+      <w:pPr>
         <w:pStyle w:val="p1"/>
         <w:spacing w:line="276" w:lineRule="auto"/>
         <w:rPr>
           <w:rFonts w:ascii="NanumGothic" w:eastAsia="NanumGothic" w:hAnsi="NanumGothic"/>
-          <w:color w:val="FB0007"/>
+          <w:color w:val="000000" w:themeColor="text1"/>
           <w:sz w:val="18"/>
           <w:szCs w:val="18"/>
         </w:rPr>
@@ -405,67 +1145,7 @@
         <w:spacing w:line="276" w:lineRule="auto"/>
         <w:rPr>
           <w:rFonts w:ascii="NanumGothic" w:eastAsia="NanumGothic" w:hAnsi="NanumGothic"/>
-          <w:color w:val="FB0007"/>
-          <w:sz w:val="18"/>
-          <w:szCs w:val="18"/>
-        </w:rPr>
-      </w:pPr>
-    </w:p>
-    <w:p>
-      <w:pPr>
-        <w:pStyle w:val="p1"/>
-        <w:spacing w:line="276" w:lineRule="auto"/>
-        <w:rPr>
-          <w:rFonts w:ascii="NanumGothic" w:eastAsia="NanumGothic" w:hAnsi="NanumGothic" w:hint="eastAsia"/>
-          <w:color w:val="FB0007"/>
-          <w:sz w:val="18"/>
-          <w:szCs w:val="18"/>
-        </w:rPr>
-      </w:pPr>
-    </w:p>
-    <w:p>
-      <w:pPr>
-        <w:pStyle w:val="p1"/>
-        <w:spacing w:line="276" w:lineRule="auto"/>
-        <w:rPr>
-          <w:rFonts w:ascii="NanumGothic" w:eastAsia="NanumGothic" w:hAnsi="NanumGothic"/>
-          <w:color w:val="FB0007"/>
-          <w:sz w:val="18"/>
-          <w:szCs w:val="18"/>
-        </w:rPr>
-      </w:pPr>
-    </w:p>
-    <w:p>
-      <w:pPr>
-        <w:pStyle w:val="p1"/>
-        <w:spacing w:line="276" w:lineRule="auto"/>
-        <w:rPr>
-          <w:rFonts w:ascii="NanumGothic" w:eastAsia="NanumGothic" w:hAnsi="NanumGothic"/>
-          <w:color w:val="FB0007"/>
-          <w:sz w:val="18"/>
-          <w:szCs w:val="18"/>
-        </w:rPr>
-      </w:pPr>
-    </w:p>
-    <w:p>
-      <w:pPr>
-        <w:pStyle w:val="p1"/>
-        <w:spacing w:line="276" w:lineRule="auto"/>
-        <w:rPr>
-          <w:rFonts w:ascii="NanumGothic" w:eastAsia="NanumGothic" w:hAnsi="NanumGothic"/>
-          <w:color w:val="FB0007"/>
-          <w:sz w:val="18"/>
-          <w:szCs w:val="18"/>
-        </w:rPr>
-      </w:pPr>
-    </w:p>
-    <w:p>
-      <w:pPr>
-        <w:pStyle w:val="p1"/>
-        <w:spacing w:line="276" w:lineRule="auto"/>
-        <w:rPr>
-          <w:rFonts w:ascii="NanumGothic" w:eastAsia="NanumGothic" w:hAnsi="NanumGothic"/>
-          <w:color w:val="FB0007"/>
+          <w:color w:val="000000" w:themeColor="text1"/>
           <w:sz w:val="18"/>
           <w:szCs w:val="18"/>
         </w:rPr>
@@ -478,6 +1158,7 @@
           <w:rFonts w:ascii="NanumGothic" w:eastAsia="NanumGothic" w:hAnsi="NanumGothic"/>
           <w:b/>
           <w:bCs/>
+          <w:color w:val="000000" w:themeColor="text1"/>
           <w:sz w:val="18"/>
           <w:szCs w:val="18"/>
         </w:rPr>
@@ -486,15 +1167,18 @@
         <w:rPr>
           <w:rStyle w:val="s1"/>
           <w:rFonts w:ascii="NanumGothic" w:eastAsia="NanumGothic" w:hAnsi="NanumGothic"/>
-          <w:sz w:val="18"/>
-          <w:szCs w:val="18"/>
-        </w:rPr>
+          <w:color w:val="000000" w:themeColor="text1"/>
+          <w:sz w:val="18"/>
+          <w:szCs w:val="18"/>
+        </w:rPr>
+        <w:lastRenderedPageBreak/>
         <w:t>-</w:t>
       </w:r>
       <w:r>
         <w:rPr>
           <w:rStyle w:val="s2"/>
           <w:rFonts w:ascii="NanumGothic" w:eastAsia="NanumGothic" w:hAnsi="NanumGothic"/>
+          <w:color w:val="000000" w:themeColor="text1"/>
           <w:sz w:val="18"/>
           <w:szCs w:val="18"/>
         </w:rPr>
@@ -505,6 +1189,7 @@
           <w:rFonts w:ascii="NanumGothic" w:eastAsia="NanumGothic" w:hAnsi="NanumGothic"/>
           <w:b/>
           <w:bCs/>
+          <w:color w:val="000000" w:themeColor="text1"/>
           <w:sz w:val="18"/>
           <w:szCs w:val="18"/>
         </w:rPr>
@@ -515,8 +1200,8 @@
       <w:pPr>
         <w:spacing w:line="276" w:lineRule="auto"/>
         <w:rPr>
-          <w:rFonts w:ascii="NanumGothic" w:eastAsia="NanumGothic" w:hAnsi="NanumGothic" w:hint="eastAsia"/>
-          <w:color w:val="FB0007"/>
+          <w:rFonts w:ascii="NanumGothic" w:eastAsia="NanumGothic" w:hAnsi="NanumGothic"/>
+          <w:color w:val="000000" w:themeColor="text1"/>
           <w:sz w:val="18"/>
           <w:szCs w:val="18"/>
         </w:rPr>
@@ -524,7 +1209,7 @@
       <w:r>
         <w:rPr>
           <w:rFonts w:ascii="NanumGothic" w:eastAsia="NanumGothic" w:hAnsi="NanumGothic"/>
-          <w:color w:val="FB0007"/>
+          <w:color w:val="000000" w:themeColor="text1"/>
           <w:sz w:val="18"/>
           <w:szCs w:val="18"/>
         </w:rPr>
@@ -533,7 +1218,7 @@
       <w:r>
         <w:rPr>
           <w:rFonts w:ascii="NanumGothic" w:eastAsia="NanumGothic" w:hAnsi="NanumGothic" w:cs="Arial"/>
-          <w:color w:val="FB0007"/>
+          <w:color w:val="000000" w:themeColor="text1"/>
           <w:sz w:val="18"/>
           <w:szCs w:val="18"/>
         </w:rPr>
@@ -542,7 +1227,7 @@
       <w:r>
         <w:rPr>
           <w:rFonts w:ascii="NanumGothic" w:eastAsia="NanumGothic" w:hAnsi="NanumGothic"/>
-          <w:color w:val="FB0007"/>
+          <w:color w:val="000000" w:themeColor="text1"/>
           <w:sz w:val="18"/>
           <w:szCs w:val="18"/>
         </w:rPr>
@@ -554,16 +1239,7 @@
         <w:spacing w:after="160"/>
         <w:rPr>
           <w:rFonts w:ascii="NanumGothic" w:eastAsia="NanumGothic" w:hAnsi="NanumGothic"/>
-          <w:sz w:val="18"/>
-          <w:szCs w:val="18"/>
-        </w:rPr>
-      </w:pPr>
-    </w:p>
-    <w:p>
-      <w:pPr>
-        <w:spacing w:after="160"/>
-        <w:rPr>
-          <w:rFonts w:ascii="NanumGothic" w:eastAsia="NanumGothic" w:hAnsi="NanumGothic"/>
+          <w:color w:val="000000" w:themeColor="text1"/>
           <w:sz w:val="18"/>
           <w:szCs w:val="18"/>
         </w:rPr>
@@ -589,6 +1265,7 @@
               <w:spacing w:after="160"/>
               <w:rPr>
                 <w:rFonts w:ascii="NanumGothic" w:eastAsia="NanumGothic" w:hAnsi="NanumGothic"/>
+                <w:color w:val="000000" w:themeColor="text1"/>
                 <w:sz w:val="18"/>
                 <w:szCs w:val="18"/>
               </w:rPr>
@@ -596,6 +1273,7 @@
             <w:r>
               <w:rPr>
                 <w:rFonts w:ascii="NanumGothic" w:eastAsia="NanumGothic" w:hAnsi="NanumGothic"/>
+                <w:color w:val="000000" w:themeColor="text1"/>
                 <w:sz w:val="18"/>
                 <w:szCs w:val="18"/>
               </w:rPr>
@@ -612,6 +1290,7 @@
               <w:spacing w:after="160"/>
               <w:rPr>
                 <w:rFonts w:ascii="NanumGothic" w:eastAsia="NanumGothic" w:hAnsi="NanumGothic"/>
+                <w:color w:val="000000" w:themeColor="text1"/>
                 <w:sz w:val="18"/>
                 <w:szCs w:val="18"/>
               </w:rPr>
@@ -619,6 +1298,7 @@
             <w:r>
               <w:rPr>
                 <w:rFonts w:ascii="NanumGothic" w:eastAsia="NanumGothic" w:hAnsi="NanumGothic"/>
+                <w:color w:val="000000" w:themeColor="text1"/>
                 <w:sz w:val="18"/>
                 <w:szCs w:val="18"/>
               </w:rPr>
@@ -636,14 +1316,16 @@
             <w:pPr>
               <w:spacing w:after="160"/>
               <w:rPr>
-                <w:rFonts w:ascii="NanumGothic" w:eastAsia="NanumGothic" w:hAnsi="NanumGothic" w:hint="eastAsia"/>
-                <w:sz w:val="18"/>
-                <w:szCs w:val="18"/>
-              </w:rPr>
-            </w:pPr>
-            <w:r>
-              <w:rPr>
-                <w:rFonts w:ascii="NanumGothic" w:eastAsia="NanumGothic" w:hAnsi="NanumGothic" w:hint="eastAsia"/>
+                <w:rFonts w:ascii="NanumGothic" w:eastAsia="NanumGothic" w:hAnsi="NanumGothic"/>
+                <w:color w:val="000000" w:themeColor="text1"/>
+                <w:sz w:val="18"/>
+                <w:szCs w:val="18"/>
+              </w:rPr>
+            </w:pPr>
+            <w:r>
+              <w:rPr>
+                <w:rFonts w:ascii="NanumGothic" w:eastAsia="NanumGothic" w:hAnsi="NanumGothic" w:hint="eastAsia"/>
+                <w:color w:val="000000" w:themeColor="text1"/>
                 <w:sz w:val="18"/>
                 <w:szCs w:val="18"/>
               </w:rPr>
@@ -659,14 +1341,16 @@
             <w:pPr>
               <w:spacing w:after="160"/>
               <w:rPr>
-                <w:rFonts w:ascii="NanumGothic" w:eastAsia="NanumGothic" w:hAnsi="NanumGothic" w:hint="eastAsia"/>
-                <w:sz w:val="18"/>
-                <w:szCs w:val="18"/>
-              </w:rPr>
-            </w:pPr>
-            <w:r>
-              <w:rPr>
-                <w:rFonts w:ascii="NanumGothic" w:eastAsia="NanumGothic" w:hAnsi="NanumGothic" w:hint="eastAsia"/>
+                <w:rFonts w:ascii="NanumGothic" w:eastAsia="NanumGothic" w:hAnsi="NanumGothic"/>
+                <w:color w:val="000000" w:themeColor="text1"/>
+                <w:sz w:val="18"/>
+                <w:szCs w:val="18"/>
+              </w:rPr>
+            </w:pPr>
+            <w:r>
+              <w:rPr>
+                <w:rFonts w:ascii="NanumGothic" w:eastAsia="NanumGothic" w:hAnsi="NanumGothic" w:hint="eastAsia"/>
+                <w:color w:val="000000" w:themeColor="text1"/>
                 <w:sz w:val="18"/>
                 <w:szCs w:val="18"/>
               </w:rPr>
@@ -684,14 +1368,16 @@
             <w:pPr>
               <w:spacing w:after="160"/>
               <w:rPr>
-                <w:rFonts w:ascii="NanumGothic" w:eastAsia="NanumGothic" w:hAnsi="NanumGothic" w:hint="eastAsia"/>
-                <w:sz w:val="18"/>
-                <w:szCs w:val="18"/>
-              </w:rPr>
-            </w:pPr>
-            <w:r>
-              <w:rPr>
-                <w:rFonts w:ascii="NanumGothic" w:eastAsia="NanumGothic" w:hAnsi="NanumGothic" w:hint="eastAsia"/>
+                <w:rFonts w:ascii="NanumGothic" w:eastAsia="NanumGothic" w:hAnsi="NanumGothic"/>
+                <w:color w:val="000000" w:themeColor="text1"/>
+                <w:sz w:val="18"/>
+                <w:szCs w:val="18"/>
+              </w:rPr>
+            </w:pPr>
+            <w:r>
+              <w:rPr>
+                <w:rFonts w:ascii="NanumGothic" w:eastAsia="NanumGothic" w:hAnsi="NanumGothic" w:hint="eastAsia"/>
+                <w:color w:val="000000" w:themeColor="text1"/>
                 <w:sz w:val="18"/>
                 <w:szCs w:val="18"/>
               </w:rPr>
@@ -707,14 +1393,16 @@
             <w:pPr>
               <w:spacing w:after="160"/>
               <w:rPr>
-                <w:rFonts w:ascii="NanumGothic" w:eastAsia="NanumGothic" w:hAnsi="NanumGothic" w:hint="eastAsia"/>
-                <w:sz w:val="18"/>
-                <w:szCs w:val="18"/>
-              </w:rPr>
-            </w:pPr>
-            <w:r>
-              <w:rPr>
-                <w:rFonts w:ascii="NanumGothic" w:eastAsia="NanumGothic" w:hAnsi="NanumGothic" w:hint="eastAsia"/>
+                <w:rFonts w:ascii="NanumGothic" w:eastAsia="NanumGothic" w:hAnsi="NanumGothic"/>
+                <w:color w:val="000000" w:themeColor="text1"/>
+                <w:sz w:val="18"/>
+                <w:szCs w:val="18"/>
+              </w:rPr>
+            </w:pPr>
+            <w:r>
+              <w:rPr>
+                <w:rFonts w:ascii="NanumGothic" w:eastAsia="NanumGothic" w:hAnsi="NanumGothic" w:hint="eastAsia"/>
+                <w:color w:val="000000" w:themeColor="text1"/>
                 <w:sz w:val="18"/>
                 <w:szCs w:val="18"/>
               </w:rPr>
@@ -728,7 +1416,8 @@
       <w:pPr>
         <w:spacing w:after="160"/>
         <w:rPr>
-          <w:rFonts w:ascii="NanumGothic" w:eastAsia="NanumGothic" w:hAnsi="NanumGothic" w:hint="eastAsia"/>
+          <w:rFonts w:ascii="NanumGothic" w:eastAsia="NanumGothic" w:hAnsi="NanumGothic"/>
+          <w:color w:val="000000" w:themeColor="text1"/>
           <w:sz w:val="18"/>
           <w:szCs w:val="18"/>
         </w:rPr>
@@ -736,8 +1425,513 @@
     </w:p>
     <w:p>
       <w:pPr>
-        <w:rPr>
-          <w:rFonts w:hint="eastAsia"/>
+        <w:spacing w:after="160"/>
+        <w:rPr>
+          <w:rFonts w:ascii="NanumGothic" w:eastAsia="NanumGothic" w:hAnsi="NanumGothic"/>
+          <w:color w:val="000000" w:themeColor="text1"/>
+          <w:sz w:val="18"/>
+          <w:szCs w:val="18"/>
+        </w:rPr>
+      </w:pPr>
+    </w:p>
+    <w:p>
+      <w:pPr>
+        <w:spacing w:after="160"/>
+        <w:rPr>
+          <w:rFonts w:ascii="NanumGothic" w:eastAsia="NanumGothic" w:hAnsi="NanumGothic"/>
+          <w:color w:val="000000" w:themeColor="text1"/>
+          <w:sz w:val="18"/>
+          <w:szCs w:val="18"/>
+        </w:rPr>
+      </w:pPr>
+    </w:p>
+    <w:p>
+      <w:pPr>
+        <w:spacing w:line="276" w:lineRule="auto"/>
+        <w:rPr>
+          <w:rFonts w:ascii="NanumGothic" w:eastAsia="NanumGothic" w:hAnsi="NanumGothic" w:hint="eastAsia"/>
+          <w:color w:val="000000" w:themeColor="text1"/>
+          <w:sz w:val="18"/>
+          <w:szCs w:val="18"/>
+        </w:rPr>
+      </w:pPr>
+      <w:r>
+        <w:rPr>
+          <w:rFonts w:ascii="NanumGothic" w:eastAsia="NanumGothic" w:hAnsi="NanumGothic" w:hint="eastAsia"/>
+          <w:color w:val="000000" w:themeColor="text1"/>
+          <w:sz w:val="18"/>
+          <w:szCs w:val="18"/>
+        </w:rPr>
+        <w:t>&lt;</w:t>
+      </w:r>
+      <w:r>
+        <w:rPr>
+          <w:rFonts w:ascii="NanumGothic" w:eastAsia="NanumGothic" w:hAnsi="NanumGothic"/>
+          <w:color w:val="000000" w:themeColor="text1"/>
+          <w:sz w:val="18"/>
+          <w:szCs w:val="18"/>
+        </w:rPr>
+        <w:t>Step by step&gt;</w:t>
+      </w:r>
+    </w:p>
+    <w:p>
+      <w:pPr>
+        <w:spacing w:after="160"/>
+        <w:rPr>
+          <w:rFonts w:ascii="NanumGothic" w:eastAsia="NanumGothic" w:hAnsi="NanumGothic"/>
+          <w:color w:val="000000" w:themeColor="text1"/>
+          <w:sz w:val="18"/>
+          <w:szCs w:val="18"/>
+        </w:rPr>
+      </w:pPr>
+    </w:p>
+    <w:p>
+      <w:pPr>
+        <w:spacing w:after="160"/>
+        <w:rPr>
+          <w:rFonts w:ascii="NanumGothic" w:eastAsia="NanumGothic" w:hAnsi="NanumGothic" w:hint="eastAsia"/>
+          <w:color w:val="000000" w:themeColor="text1"/>
+          <w:sz w:val="18"/>
+          <w:szCs w:val="18"/>
+        </w:rPr>
+      </w:pPr>
+      <w:r>
+        <w:rPr>
+          <w:rFonts w:ascii="NanumGothic" w:eastAsia="NanumGothic" w:hAnsi="NanumGothic" w:hint="eastAsia"/>
+          <w:color w:val="000000" w:themeColor="text1"/>
+          <w:sz w:val="18"/>
+          <w:szCs w:val="18"/>
+        </w:rPr>
+        <w:t>설문 상세 조회</w:t>
+      </w:r>
+    </w:p>
+    <w:tbl>
+      <w:tblPr>
+        <w:tblStyle w:val="ab"/>
+        <w:tblW w:w="0" w:type="auto"/>
+        <w:tblLook w:val="04A0" w:firstRow="1" w:lastRow="0" w:firstColumn="1" w:lastColumn="0" w:noHBand="0" w:noVBand="1"/>
+      </w:tblPr>
+      <w:tblGrid>
+        <w:gridCol w:w="4508"/>
+        <w:gridCol w:w="4508"/>
+      </w:tblGrid>
+      <w:tr>
+        <w:tc>
+          <w:tcPr>
+            <w:tcW w:w="4508" w:type="dxa"/>
+          </w:tcPr>
+          <w:p>
+            <w:pPr>
+              <w:spacing w:after="160"/>
+              <w:rPr>
+                <w:rFonts w:ascii="NanumGothic" w:eastAsia="NanumGothic" w:hAnsi="NanumGothic" w:hint="eastAsia"/>
+                <w:color w:val="000000" w:themeColor="text1"/>
+                <w:sz w:val="18"/>
+                <w:szCs w:val="18"/>
+              </w:rPr>
+            </w:pPr>
+            <w:r>
+              <w:rPr>
+                <w:rFonts w:ascii="NanumGothic" w:eastAsia="NanumGothic" w:hAnsi="NanumGothic"/>
+                <w:color w:val="000000" w:themeColor="text1"/>
+                <w:sz w:val="18"/>
+                <w:szCs w:val="18"/>
+              </w:rPr>
+              <w:t>Actor Action</w:t>
+            </w:r>
+          </w:p>
+        </w:tc>
+        <w:tc>
+          <w:tcPr>
+            <w:tcW w:w="4508" w:type="dxa"/>
+          </w:tcPr>
+          <w:p>
+            <w:pPr>
+              <w:spacing w:after="160"/>
+              <w:rPr>
+                <w:rFonts w:ascii="NanumGothic" w:eastAsia="NanumGothic" w:hAnsi="NanumGothic" w:hint="eastAsia"/>
+                <w:color w:val="000000" w:themeColor="text1"/>
+                <w:sz w:val="18"/>
+                <w:szCs w:val="18"/>
+              </w:rPr>
+            </w:pPr>
+            <w:r>
+              <w:rPr>
+                <w:rFonts w:ascii="NanumGothic" w:eastAsia="NanumGothic" w:hAnsi="NanumGothic"/>
+                <w:color w:val="000000" w:themeColor="text1"/>
+                <w:sz w:val="18"/>
+                <w:szCs w:val="18"/>
+              </w:rPr>
+              <w:t>System Response</w:t>
+            </w:r>
+          </w:p>
+        </w:tc>
+      </w:tr>
+      <w:tr>
+        <w:tc>
+          <w:tcPr>
+            <w:tcW w:w="4508" w:type="dxa"/>
+          </w:tcPr>
+          <w:p>
+            <w:pPr>
+              <w:pStyle w:val="a6"/>
+              <w:numPr>
+                <w:ilvl w:val="0"/>
+                <w:numId w:val="7"/>
+              </w:numPr>
+              <w:spacing w:after="160"/>
+              <w:rPr>
+                <w:rFonts w:ascii="NanumGothic" w:eastAsia="NanumGothic" w:hAnsi="NanumGothic" w:hint="eastAsia"/>
+                <w:color w:val="000000" w:themeColor="text1"/>
+                <w:sz w:val="18"/>
+                <w:szCs w:val="18"/>
+              </w:rPr>
+            </w:pPr>
+            <w:r>
+              <w:rPr>
+                <w:rFonts w:ascii="NanumGothic" w:eastAsia="NanumGothic" w:hAnsi="NanumGothic" w:hint="eastAsia"/>
+                <w:color w:val="000000" w:themeColor="text1"/>
+                <w:sz w:val="18"/>
+                <w:szCs w:val="18"/>
+              </w:rPr>
+              <w:t xml:space="preserve">회원이 </w:t>
+            </w:r>
+            <w:r>
+              <w:rPr>
+                <w:rFonts w:ascii="NanumGothic" w:eastAsia="NanumGothic" w:hAnsi="NanumGothic" w:hint="eastAsia"/>
+                <w:color w:val="000000" w:themeColor="text1"/>
+                <w:sz w:val="18"/>
+                <w:szCs w:val="18"/>
+              </w:rPr>
+              <w:t xml:space="preserve">검색된 </w:t>
+            </w:r>
+            <w:r>
+              <w:rPr>
+                <w:rFonts w:ascii="NanumGothic" w:eastAsia="NanumGothic" w:hAnsi="NanumGothic" w:hint="eastAsia"/>
+                <w:color w:val="000000" w:themeColor="text1"/>
+                <w:sz w:val="18"/>
+                <w:szCs w:val="18"/>
+              </w:rPr>
+              <w:t>설문 리스트에서 특정 설문을 선택한다</w:t>
+            </w:r>
+          </w:p>
+        </w:tc>
+        <w:tc>
+          <w:tcPr>
+            <w:tcW w:w="4508" w:type="dxa"/>
+          </w:tcPr>
+          <w:p>
+            <w:pPr>
+              <w:pStyle w:val="a6"/>
+              <w:numPr>
+                <w:ilvl w:val="0"/>
+                <w:numId w:val="7"/>
+              </w:numPr>
+              <w:spacing w:after="160"/>
+              <w:rPr>
+                <w:rFonts w:ascii="NanumGothic" w:eastAsia="NanumGothic" w:hAnsi="NanumGothic" w:hint="eastAsia"/>
+                <w:color w:val="000000" w:themeColor="text1"/>
+                <w:sz w:val="18"/>
+                <w:szCs w:val="18"/>
+              </w:rPr>
+            </w:pPr>
+            <w:r>
+              <w:rPr>
+                <w:rFonts w:ascii="NanumGothic" w:eastAsia="NanumGothic" w:hAnsi="NanumGothic" w:hint="eastAsia"/>
+                <w:color w:val="000000" w:themeColor="text1"/>
+                <w:sz w:val="18"/>
+                <w:szCs w:val="18"/>
+              </w:rPr>
+              <w:t>시스템이 새로운 화면으로 전환하며 설문 제목, 설문 설명, 설문 문항, 응답 항목, 설문 시작 시간, 설문 마감 시간을 표시한다.</w:t>
+            </w:r>
+          </w:p>
+        </w:tc>
+      </w:tr>
+    </w:tbl>
+    <w:p>
+      <w:pPr>
+        <w:spacing w:after="160"/>
+        <w:rPr>
+          <w:rFonts w:ascii="NanumGothic" w:eastAsia="NanumGothic" w:hAnsi="NanumGothic"/>
+          <w:color w:val="000000" w:themeColor="text1"/>
+          <w:sz w:val="18"/>
+          <w:szCs w:val="18"/>
+        </w:rPr>
+      </w:pPr>
+    </w:p>
+    <w:p>
+      <w:pPr>
+        <w:spacing w:after="160"/>
+        <w:rPr>
+          <w:rFonts w:ascii="NanumGothic" w:eastAsia="NanumGothic" w:hAnsi="NanumGothic" w:hint="eastAsia"/>
+          <w:color w:val="000000" w:themeColor="text1"/>
+          <w:sz w:val="18"/>
+          <w:szCs w:val="18"/>
+        </w:rPr>
+      </w:pPr>
+      <w:r>
+        <w:rPr>
+          <w:rFonts w:ascii="NanumGothic" w:eastAsia="NanumGothic" w:hAnsi="NanumGothic" w:hint="eastAsia"/>
+          <w:color w:val="000000" w:themeColor="text1"/>
+          <w:sz w:val="18"/>
+          <w:szCs w:val="18"/>
+        </w:rPr>
+        <w:t>설문 응답</w:t>
+      </w:r>
+    </w:p>
+    <w:tbl>
+      <w:tblPr>
+        <w:tblStyle w:val="ab"/>
+        <w:tblW w:w="0" w:type="auto"/>
+        <w:tblLook w:val="04A0" w:firstRow="1" w:lastRow="0" w:firstColumn="1" w:lastColumn="0" w:noHBand="0" w:noVBand="1"/>
+      </w:tblPr>
+      <w:tblGrid>
+        <w:gridCol w:w="4508"/>
+        <w:gridCol w:w="4508"/>
+      </w:tblGrid>
+      <w:tr>
+        <w:tc>
+          <w:tcPr>
+            <w:tcW w:w="4508" w:type="dxa"/>
+          </w:tcPr>
+          <w:p>
+            <w:pPr>
+              <w:spacing w:after="160"/>
+              <w:rPr>
+                <w:rFonts w:ascii="NanumGothic" w:eastAsia="NanumGothic" w:hAnsi="NanumGothic" w:hint="eastAsia"/>
+                <w:color w:val="000000" w:themeColor="text1"/>
+                <w:sz w:val="18"/>
+                <w:szCs w:val="18"/>
+              </w:rPr>
+            </w:pPr>
+            <w:r>
+              <w:rPr>
+                <w:rFonts w:ascii="NanumGothic" w:eastAsia="NanumGothic" w:hAnsi="NanumGothic"/>
+                <w:color w:val="000000" w:themeColor="text1"/>
+                <w:sz w:val="18"/>
+                <w:szCs w:val="18"/>
+              </w:rPr>
+              <w:t>Actor Action</w:t>
+            </w:r>
+          </w:p>
+        </w:tc>
+        <w:tc>
+          <w:tcPr>
+            <w:tcW w:w="4508" w:type="dxa"/>
+          </w:tcPr>
+          <w:p>
+            <w:pPr>
+              <w:spacing w:after="160"/>
+              <w:rPr>
+                <w:rFonts w:ascii="NanumGothic" w:eastAsia="NanumGothic" w:hAnsi="NanumGothic" w:hint="eastAsia"/>
+                <w:color w:val="000000" w:themeColor="text1"/>
+                <w:sz w:val="18"/>
+                <w:szCs w:val="18"/>
+              </w:rPr>
+            </w:pPr>
+            <w:r>
+              <w:rPr>
+                <w:rFonts w:ascii="NanumGothic" w:eastAsia="NanumGothic" w:hAnsi="NanumGothic"/>
+                <w:color w:val="000000" w:themeColor="text1"/>
+                <w:sz w:val="18"/>
+                <w:szCs w:val="18"/>
+              </w:rPr>
+              <w:t>System Response</w:t>
+            </w:r>
+          </w:p>
+        </w:tc>
+      </w:tr>
+      <w:tr>
+        <w:tc>
+          <w:tcPr>
+            <w:tcW w:w="4508" w:type="dxa"/>
+          </w:tcPr>
+          <w:p>
+            <w:pPr>
+              <w:pStyle w:val="a6"/>
+              <w:numPr>
+                <w:ilvl w:val="0"/>
+                <w:numId w:val="8"/>
+              </w:numPr>
+              <w:spacing w:after="160"/>
+              <w:rPr>
+                <w:rFonts w:ascii="NanumGothic" w:eastAsia="NanumGothic" w:hAnsi="NanumGothic" w:hint="eastAsia"/>
+                <w:color w:val="000000" w:themeColor="text1"/>
+                <w:sz w:val="18"/>
+                <w:szCs w:val="18"/>
+              </w:rPr>
+            </w:pPr>
+            <w:r>
+              <w:rPr>
+                <w:rFonts w:ascii="NanumGothic" w:eastAsia="NanumGothic" w:hAnsi="NanumGothic" w:hint="eastAsia"/>
+                <w:color w:val="000000" w:themeColor="text1"/>
+                <w:sz w:val="18"/>
+                <w:szCs w:val="18"/>
+              </w:rPr>
+              <w:t>회원이 설문 상세 화면에서 응답 버튼을 클릭한다.</w:t>
+            </w:r>
+          </w:p>
+        </w:tc>
+        <w:tc>
+          <w:tcPr>
+            <w:tcW w:w="4508" w:type="dxa"/>
+          </w:tcPr>
+          <w:p>
+            <w:pPr>
+              <w:pStyle w:val="a6"/>
+              <w:numPr>
+                <w:ilvl w:val="0"/>
+                <w:numId w:val="8"/>
+              </w:numPr>
+              <w:spacing w:after="160"/>
+              <w:rPr>
+                <w:rFonts w:ascii="NanumGothic" w:eastAsia="NanumGothic" w:hAnsi="NanumGothic" w:hint="eastAsia"/>
+                <w:color w:val="000000" w:themeColor="text1"/>
+                <w:sz w:val="18"/>
+                <w:szCs w:val="18"/>
+              </w:rPr>
+            </w:pPr>
+            <w:r>
+              <w:rPr>
+                <w:rFonts w:ascii="NanumGothic" w:eastAsia="NanumGothic" w:hAnsi="NanumGothic" w:hint="eastAsia"/>
+                <w:color w:val="000000" w:themeColor="text1"/>
+                <w:sz w:val="18"/>
+                <w:szCs w:val="18"/>
+              </w:rPr>
+              <w:t>시스템이 응답 화면으로 이동시킨다</w:t>
+            </w:r>
+          </w:p>
+        </w:tc>
+      </w:tr>
+      <w:tr>
+        <w:tc>
+          <w:tcPr>
+            <w:tcW w:w="4508" w:type="dxa"/>
+          </w:tcPr>
+          <w:p>
+            <w:pPr>
+              <w:pStyle w:val="a6"/>
+              <w:numPr>
+                <w:ilvl w:val="0"/>
+                <w:numId w:val="8"/>
+              </w:numPr>
+              <w:spacing w:after="160"/>
+              <w:rPr>
+                <w:rFonts w:ascii="NanumGothic" w:eastAsia="NanumGothic" w:hAnsi="NanumGothic" w:hint="eastAsia"/>
+                <w:color w:val="000000" w:themeColor="text1"/>
+                <w:sz w:val="18"/>
+                <w:szCs w:val="18"/>
+              </w:rPr>
+            </w:pPr>
+            <w:r>
+              <w:rPr>
+                <w:rFonts w:ascii="NanumGothic" w:eastAsia="NanumGothic" w:hAnsi="NanumGothic" w:hint="eastAsia"/>
+                <w:color w:val="000000" w:themeColor="text1"/>
+                <w:sz w:val="18"/>
+                <w:szCs w:val="18"/>
+              </w:rPr>
+              <w:t>회원이 각 문항에 응답을 입력한다</w:t>
+            </w:r>
+          </w:p>
+        </w:tc>
+        <w:tc>
+          <w:tcPr>
+            <w:tcW w:w="4508" w:type="dxa"/>
+          </w:tcPr>
+          <w:p>
+            <w:pPr>
+              <w:spacing w:after="160"/>
+              <w:rPr>
+                <w:rFonts w:ascii="NanumGothic" w:eastAsia="NanumGothic" w:hAnsi="NanumGothic" w:hint="eastAsia"/>
+                <w:color w:val="000000" w:themeColor="text1"/>
+                <w:sz w:val="18"/>
+                <w:szCs w:val="18"/>
+              </w:rPr>
+            </w:pPr>
+          </w:p>
+        </w:tc>
+      </w:tr>
+      <w:tr>
+        <w:tc>
+          <w:tcPr>
+            <w:tcW w:w="4508" w:type="dxa"/>
+          </w:tcPr>
+          <w:p>
+            <w:pPr>
+              <w:pStyle w:val="a6"/>
+              <w:numPr>
+                <w:ilvl w:val="0"/>
+                <w:numId w:val="8"/>
+              </w:numPr>
+              <w:spacing w:after="160"/>
+              <w:rPr>
+                <w:rFonts w:ascii="NanumGothic" w:eastAsia="NanumGothic" w:hAnsi="NanumGothic" w:hint="eastAsia"/>
+                <w:color w:val="000000" w:themeColor="text1"/>
+                <w:sz w:val="18"/>
+                <w:szCs w:val="18"/>
+              </w:rPr>
+            </w:pPr>
+            <w:r>
+              <w:rPr>
+                <w:rFonts w:ascii="NanumGothic" w:eastAsia="NanumGothic" w:hAnsi="NanumGothic" w:hint="eastAsia"/>
+                <w:color w:val="000000" w:themeColor="text1"/>
+                <w:sz w:val="18"/>
+                <w:szCs w:val="18"/>
+              </w:rPr>
+              <w:t>회원이 제출 버튼을 눌러 응답을 완료한다</w:t>
+            </w:r>
+          </w:p>
+        </w:tc>
+        <w:tc>
+          <w:tcPr>
+            <w:tcW w:w="4508" w:type="dxa"/>
+          </w:tcPr>
+          <w:p>
+            <w:pPr>
+              <w:pStyle w:val="a6"/>
+              <w:numPr>
+                <w:ilvl w:val="0"/>
+                <w:numId w:val="8"/>
+              </w:numPr>
+              <w:spacing w:after="160"/>
+              <w:rPr>
+                <w:rFonts w:ascii="NanumGothic" w:eastAsia="NanumGothic" w:hAnsi="NanumGothic" w:hint="eastAsia"/>
+                <w:color w:val="000000" w:themeColor="text1"/>
+                <w:sz w:val="18"/>
+                <w:szCs w:val="18"/>
+              </w:rPr>
+            </w:pPr>
+            <w:r>
+              <w:rPr>
+                <w:rFonts w:ascii="NanumGothic" w:eastAsia="NanumGothic" w:hAnsi="NanumGothic" w:hint="eastAsia"/>
+                <w:color w:val="000000" w:themeColor="text1"/>
+                <w:sz w:val="18"/>
+                <w:szCs w:val="18"/>
+              </w:rPr>
+              <w:t>시스템이 응답을 저장한다</w:t>
+            </w:r>
+          </w:p>
+        </w:tc>
+      </w:tr>
+    </w:tbl>
+    <w:p>
+      <w:pPr>
+        <w:spacing w:after="160"/>
+        <w:rPr>
+          <w:rFonts w:ascii="NanumGothic" w:eastAsia="NanumGothic" w:hAnsi="NanumGothic" w:hint="eastAsia"/>
+          <w:color w:val="000000" w:themeColor="text1"/>
+          <w:sz w:val="18"/>
+          <w:szCs w:val="18"/>
+        </w:rPr>
+      </w:pPr>
+    </w:p>
+    <w:p>
+      <w:pPr>
+        <w:rPr>
+          <w:rFonts w:ascii="NanumGothic" w:eastAsia="NanumGothic" w:hAnsi="NanumGothic"/>
+          <w:color w:val="000000" w:themeColor="text1"/>
+          <w:sz w:val="18"/>
+          <w:szCs w:val="18"/>
         </w:rPr>
       </w:pPr>
     </w:p>
@@ -754,6 +1948,540 @@
 <file path=word/numbering.xml><?xml version="1.0" encoding="utf-8"?>
 <w:numbering xmlns:wpc="http://schemas.microsoft.com/office/word/2010/wordprocessingCanvas" xmlns:cx="http://schemas.microsoft.com/office/drawing/2014/chartex" xmlns:cx1="http://schemas.microsoft.com/office/drawing/2015/9/8/chartex" xmlns:cx2="http://schemas.microsoft.com/office/drawing/2015/10/21/chartex" xmlns:cx3="http://schemas.microsoft.com/office/drawing/2016/5/9/chartex" xmlns:cx4="http://schemas.microsoft.com/office/drawing/2016/5/10/chartex" xmlns:cx5="http://schemas.microsoft.com/office/drawing/2016/5/11/chartex" xmlns:cx6="http://schemas.microsoft.com/office/drawing/2016/5/12/chartex" xmlns:cx7="http://schemas.microsoft.com/office/drawing/2016/5/13/chartex" xmlns:cx8="http://schemas.microsoft.com/office/drawing/2016/5/14/chartex" xmlns:mc="http://schemas.openxmlformats.org/markup-compatibility/2006" xmlns:aink="http://schemas.microsoft.com/office/drawing/2016/ink" xmlns:am3d="http://schemas.microsoft.com/office/drawing/2017/model3d" xmlns:o="urn:schemas-microsoft-com:office:office" xmlns:oel="http://schemas.microsoft.com/office/2019/extlst" xmlns:r="http://schemas.openxmlformats.org/officeDocument/2006/relationships" xmlns:m="http://schemas.openxmlformats.org/officeDocument/2006/math" xmlns:v="urn:schemas-microsoft-com:vml" xmlns:wp14="http://schemas.microsoft.com/office/word/2010/wordprocessingDrawing" xmlns:wp="http://schemas.openxmlformats.org/drawingml/2006/wordprocessingDrawing" xmlns:w10="urn:schemas-microsoft-com:office:word" xmlns:w="http://schemas.openxmlformats.org/wordprocessingml/2006/main" xmlns:w14="http://schemas.microsoft.com/office/word/2010/wordml" xmlns:w15="http://schemas.microsoft.com/office/word/2012/wordml" xmlns:w16cex="http://schemas.microsoft.com/office/word/2018/wordml/cex" xmlns:w16cid="http://schemas.microsoft.com/office/word/2016/wordml/cid" xmlns:w16="http://schemas.microsoft.com/office/word/2018/wordml" xmlns:w16du="http://schemas.microsoft.com/office/word/2023/wordml/word16du" xmlns:w16sdtdh="http://schemas.microsoft.com/office/word/2020/wordml/sdtdatahash" xmlns:w16sdtfl="http://schemas.microsoft.com/office/word/2024/wordml/sdtformatlock" xmlns:w16se="http://schemas.microsoft.com/office/word/2015/wordml/symex" xmlns:wpg="http://schemas.microsoft.com/office/word/2010/wordprocessingGroup" xmlns:wpi="http://schemas.microsoft.com/office/word/2010/wordprocessingInk" xmlns:wne="http://schemas.microsoft.com/office/word/2006/wordml" xmlns:wps="http://schemas.microsoft.com/office/word/2010/wordprocessingShape" mc:Ignorable="w14 w15 w16se w16cid w16 w16cex w16sdtdh w16sdtfl w16du wp14">
   <w:abstractNum w:abstractNumId="0" w15:restartNumberingAfterBreak="0">
+    <w:nsid w:val="0871186D"/>
+    <w:multiLevelType w:val="hybridMultilevel"/>
+    <w:tmpl w:val="46D4C404"/>
+    <w:lvl w:ilvl="0" w:tplc="0764D1C0">
+      <w:start w:val="1"/>
+      <w:numFmt w:val="decimal"/>
+      <w:lvlText w:val="%1."/>
+      <w:lvlJc w:val="left"/>
+      <w:pPr>
+        <w:ind w:left="800" w:hanging="360"/>
+      </w:pPr>
+      <w:rPr>
+        <w:rFonts w:hint="default"/>
+      </w:rPr>
+    </w:lvl>
+    <w:lvl w:ilvl="1" w:tplc="04090019" w:tentative="1">
+      <w:start w:val="1"/>
+      <w:numFmt w:val="upperLetter"/>
+      <w:lvlText w:val="%2."/>
+      <w:lvlJc w:val="left"/>
+      <w:pPr>
+        <w:ind w:left="1320" w:hanging="440"/>
+      </w:pPr>
+    </w:lvl>
+    <w:lvl w:ilvl="2" w:tplc="0409001B" w:tentative="1">
+      <w:start w:val="1"/>
+      <w:numFmt w:val="lowerRoman"/>
+      <w:lvlText w:val="%3."/>
+      <w:lvlJc w:val="right"/>
+      <w:pPr>
+        <w:ind w:left="1760" w:hanging="440"/>
+      </w:pPr>
+    </w:lvl>
+    <w:lvl w:ilvl="3" w:tplc="0409000F" w:tentative="1">
+      <w:start w:val="1"/>
+      <w:numFmt w:val="decimal"/>
+      <w:lvlText w:val="%4."/>
+      <w:lvlJc w:val="left"/>
+      <w:pPr>
+        <w:ind w:left="2200" w:hanging="440"/>
+      </w:pPr>
+    </w:lvl>
+    <w:lvl w:ilvl="4" w:tplc="04090019" w:tentative="1">
+      <w:start w:val="1"/>
+      <w:numFmt w:val="upperLetter"/>
+      <w:lvlText w:val="%5."/>
+      <w:lvlJc w:val="left"/>
+      <w:pPr>
+        <w:ind w:left="2640" w:hanging="440"/>
+      </w:pPr>
+    </w:lvl>
+    <w:lvl w:ilvl="5" w:tplc="0409001B" w:tentative="1">
+      <w:start w:val="1"/>
+      <w:numFmt w:val="lowerRoman"/>
+      <w:lvlText w:val="%6."/>
+      <w:lvlJc w:val="right"/>
+      <w:pPr>
+        <w:ind w:left="3080" w:hanging="440"/>
+      </w:pPr>
+    </w:lvl>
+    <w:lvl w:ilvl="6" w:tplc="0409000F" w:tentative="1">
+      <w:start w:val="1"/>
+      <w:numFmt w:val="decimal"/>
+      <w:lvlText w:val="%7."/>
+      <w:lvlJc w:val="left"/>
+      <w:pPr>
+        <w:ind w:left="3520" w:hanging="440"/>
+      </w:pPr>
+    </w:lvl>
+    <w:lvl w:ilvl="7" w:tplc="04090019" w:tentative="1">
+      <w:start w:val="1"/>
+      <w:numFmt w:val="upperLetter"/>
+      <w:lvlText w:val="%8."/>
+      <w:lvlJc w:val="left"/>
+      <w:pPr>
+        <w:ind w:left="3960" w:hanging="440"/>
+      </w:pPr>
+    </w:lvl>
+    <w:lvl w:ilvl="8" w:tplc="0409001B" w:tentative="1">
+      <w:start w:val="1"/>
+      <w:numFmt w:val="lowerRoman"/>
+      <w:lvlText w:val="%9."/>
+      <w:lvlJc w:val="right"/>
+      <w:pPr>
+        <w:ind w:left="4400" w:hanging="440"/>
+      </w:pPr>
+    </w:lvl>
+  </w:abstractNum>
+  <w:abstractNum w:abstractNumId="1" w15:restartNumberingAfterBreak="0">
+    <w:nsid w:val="08857AE1"/>
+    <w:multiLevelType w:val="hybridMultilevel"/>
+    <w:tmpl w:val="9328F0BA"/>
+    <w:lvl w:ilvl="0" w:tplc="86A8600E">
+      <w:start w:val="1"/>
+      <w:numFmt w:val="decimal"/>
+      <w:lvlText w:val="%1."/>
+      <w:lvlJc w:val="left"/>
+      <w:pPr>
+        <w:ind w:left="800" w:hanging="360"/>
+      </w:pPr>
+      <w:rPr>
+        <w:rFonts w:hint="default"/>
+      </w:rPr>
+    </w:lvl>
+    <w:lvl w:ilvl="1" w:tplc="04090019" w:tentative="1">
+      <w:start w:val="1"/>
+      <w:numFmt w:val="upperLetter"/>
+      <w:lvlText w:val="%2."/>
+      <w:lvlJc w:val="left"/>
+      <w:pPr>
+        <w:ind w:left="1320" w:hanging="440"/>
+      </w:pPr>
+    </w:lvl>
+    <w:lvl w:ilvl="2" w:tplc="0409001B" w:tentative="1">
+      <w:start w:val="1"/>
+      <w:numFmt w:val="lowerRoman"/>
+      <w:lvlText w:val="%3."/>
+      <w:lvlJc w:val="right"/>
+      <w:pPr>
+        <w:ind w:left="1760" w:hanging="440"/>
+      </w:pPr>
+    </w:lvl>
+    <w:lvl w:ilvl="3" w:tplc="0409000F" w:tentative="1">
+      <w:start w:val="1"/>
+      <w:numFmt w:val="decimal"/>
+      <w:lvlText w:val="%4."/>
+      <w:lvlJc w:val="left"/>
+      <w:pPr>
+        <w:ind w:left="2200" w:hanging="440"/>
+      </w:pPr>
+    </w:lvl>
+    <w:lvl w:ilvl="4" w:tplc="04090019" w:tentative="1">
+      <w:start w:val="1"/>
+      <w:numFmt w:val="upperLetter"/>
+      <w:lvlText w:val="%5."/>
+      <w:lvlJc w:val="left"/>
+      <w:pPr>
+        <w:ind w:left="2640" w:hanging="440"/>
+      </w:pPr>
+    </w:lvl>
+    <w:lvl w:ilvl="5" w:tplc="0409001B" w:tentative="1">
+      <w:start w:val="1"/>
+      <w:numFmt w:val="lowerRoman"/>
+      <w:lvlText w:val="%6."/>
+      <w:lvlJc w:val="right"/>
+      <w:pPr>
+        <w:ind w:left="3080" w:hanging="440"/>
+      </w:pPr>
+    </w:lvl>
+    <w:lvl w:ilvl="6" w:tplc="0409000F" w:tentative="1">
+      <w:start w:val="1"/>
+      <w:numFmt w:val="decimal"/>
+      <w:lvlText w:val="%7."/>
+      <w:lvlJc w:val="left"/>
+      <w:pPr>
+        <w:ind w:left="3520" w:hanging="440"/>
+      </w:pPr>
+    </w:lvl>
+    <w:lvl w:ilvl="7" w:tplc="04090019" w:tentative="1">
+      <w:start w:val="1"/>
+      <w:numFmt w:val="upperLetter"/>
+      <w:lvlText w:val="%8."/>
+      <w:lvlJc w:val="left"/>
+      <w:pPr>
+        <w:ind w:left="3960" w:hanging="440"/>
+      </w:pPr>
+    </w:lvl>
+    <w:lvl w:ilvl="8" w:tplc="0409001B" w:tentative="1">
+      <w:start w:val="1"/>
+      <w:numFmt w:val="lowerRoman"/>
+      <w:lvlText w:val="%9."/>
+      <w:lvlJc w:val="right"/>
+      <w:pPr>
+        <w:ind w:left="4400" w:hanging="440"/>
+      </w:pPr>
+    </w:lvl>
+  </w:abstractNum>
+  <w:abstractNum w:abstractNumId="2" w15:restartNumberingAfterBreak="0">
+    <w:nsid w:val="2F132E49"/>
+    <w:multiLevelType w:val="hybridMultilevel"/>
+    <w:tmpl w:val="71929200"/>
+    <w:lvl w:ilvl="0" w:tplc="7D5E13A2">
+      <w:start w:val="1"/>
+      <w:numFmt w:val="decimal"/>
+      <w:lvlText w:val="%1."/>
+      <w:lvlJc w:val="left"/>
+      <w:pPr>
+        <w:ind w:left="800" w:hanging="360"/>
+      </w:pPr>
+      <w:rPr>
+        <w:rFonts w:hint="default"/>
+      </w:rPr>
+    </w:lvl>
+    <w:lvl w:ilvl="1" w:tplc="04090019" w:tentative="1">
+      <w:start w:val="1"/>
+      <w:numFmt w:val="upperLetter"/>
+      <w:lvlText w:val="%2."/>
+      <w:lvlJc w:val="left"/>
+      <w:pPr>
+        <w:ind w:left="1320" w:hanging="440"/>
+      </w:pPr>
+    </w:lvl>
+    <w:lvl w:ilvl="2" w:tplc="0409001B" w:tentative="1">
+      <w:start w:val="1"/>
+      <w:numFmt w:val="lowerRoman"/>
+      <w:lvlText w:val="%3."/>
+      <w:lvlJc w:val="right"/>
+      <w:pPr>
+        <w:ind w:left="1760" w:hanging="440"/>
+      </w:pPr>
+    </w:lvl>
+    <w:lvl w:ilvl="3" w:tplc="0409000F" w:tentative="1">
+      <w:start w:val="1"/>
+      <w:numFmt w:val="decimal"/>
+      <w:lvlText w:val="%4."/>
+      <w:lvlJc w:val="left"/>
+      <w:pPr>
+        <w:ind w:left="2200" w:hanging="440"/>
+      </w:pPr>
+    </w:lvl>
+    <w:lvl w:ilvl="4" w:tplc="04090019" w:tentative="1">
+      <w:start w:val="1"/>
+      <w:numFmt w:val="upperLetter"/>
+      <w:lvlText w:val="%5."/>
+      <w:lvlJc w:val="left"/>
+      <w:pPr>
+        <w:ind w:left="2640" w:hanging="440"/>
+      </w:pPr>
+    </w:lvl>
+    <w:lvl w:ilvl="5" w:tplc="0409001B" w:tentative="1">
+      <w:start w:val="1"/>
+      <w:numFmt w:val="lowerRoman"/>
+      <w:lvlText w:val="%6."/>
+      <w:lvlJc w:val="right"/>
+      <w:pPr>
+        <w:ind w:left="3080" w:hanging="440"/>
+      </w:pPr>
+    </w:lvl>
+    <w:lvl w:ilvl="6" w:tplc="0409000F" w:tentative="1">
+      <w:start w:val="1"/>
+      <w:numFmt w:val="decimal"/>
+      <w:lvlText w:val="%7."/>
+      <w:lvlJc w:val="left"/>
+      <w:pPr>
+        <w:ind w:left="3520" w:hanging="440"/>
+      </w:pPr>
+    </w:lvl>
+    <w:lvl w:ilvl="7" w:tplc="04090019" w:tentative="1">
+      <w:start w:val="1"/>
+      <w:numFmt w:val="upperLetter"/>
+      <w:lvlText w:val="%8."/>
+      <w:lvlJc w:val="left"/>
+      <w:pPr>
+        <w:ind w:left="3960" w:hanging="440"/>
+      </w:pPr>
+    </w:lvl>
+    <w:lvl w:ilvl="8" w:tplc="0409001B" w:tentative="1">
+      <w:start w:val="1"/>
+      <w:numFmt w:val="lowerRoman"/>
+      <w:lvlText w:val="%9."/>
+      <w:lvlJc w:val="right"/>
+      <w:pPr>
+        <w:ind w:left="4400" w:hanging="440"/>
+      </w:pPr>
+    </w:lvl>
+  </w:abstractNum>
+  <w:abstractNum w:abstractNumId="3" w15:restartNumberingAfterBreak="0">
+    <w:nsid w:val="41355505"/>
+    <w:multiLevelType w:val="hybridMultilevel"/>
+    <w:tmpl w:val="207EF02A"/>
+    <w:lvl w:ilvl="0" w:tplc="28ACC286">
+      <w:start w:val="1"/>
+      <w:numFmt w:val="decimal"/>
+      <w:lvlText w:val="%1."/>
+      <w:lvlJc w:val="left"/>
+      <w:pPr>
+        <w:ind w:left="800" w:hanging="360"/>
+      </w:pPr>
+      <w:rPr>
+        <w:rFonts w:hint="default"/>
+      </w:rPr>
+    </w:lvl>
+    <w:lvl w:ilvl="1" w:tplc="04090019" w:tentative="1">
+      <w:start w:val="1"/>
+      <w:numFmt w:val="upperLetter"/>
+      <w:lvlText w:val="%2."/>
+      <w:lvlJc w:val="left"/>
+      <w:pPr>
+        <w:ind w:left="1320" w:hanging="440"/>
+      </w:pPr>
+    </w:lvl>
+    <w:lvl w:ilvl="2" w:tplc="0409001B" w:tentative="1">
+      <w:start w:val="1"/>
+      <w:numFmt w:val="lowerRoman"/>
+      <w:lvlText w:val="%3."/>
+      <w:lvlJc w:val="right"/>
+      <w:pPr>
+        <w:ind w:left="1760" w:hanging="440"/>
+      </w:pPr>
+    </w:lvl>
+    <w:lvl w:ilvl="3" w:tplc="0409000F" w:tentative="1">
+      <w:start w:val="1"/>
+      <w:numFmt w:val="decimal"/>
+      <w:lvlText w:val="%4."/>
+      <w:lvlJc w:val="left"/>
+      <w:pPr>
+        <w:ind w:left="2200" w:hanging="440"/>
+      </w:pPr>
+    </w:lvl>
+    <w:lvl w:ilvl="4" w:tplc="04090019" w:tentative="1">
+      <w:start w:val="1"/>
+      <w:numFmt w:val="upperLetter"/>
+      <w:lvlText w:val="%5."/>
+      <w:lvlJc w:val="left"/>
+      <w:pPr>
+        <w:ind w:left="2640" w:hanging="440"/>
+      </w:pPr>
+    </w:lvl>
+    <w:lvl w:ilvl="5" w:tplc="0409001B" w:tentative="1">
+      <w:start w:val="1"/>
+      <w:numFmt w:val="lowerRoman"/>
+      <w:lvlText w:val="%6."/>
+      <w:lvlJc w:val="right"/>
+      <w:pPr>
+        <w:ind w:left="3080" w:hanging="440"/>
+      </w:pPr>
+    </w:lvl>
+    <w:lvl w:ilvl="6" w:tplc="0409000F" w:tentative="1">
+      <w:start w:val="1"/>
+      <w:numFmt w:val="decimal"/>
+      <w:lvlText w:val="%7."/>
+      <w:lvlJc w:val="left"/>
+      <w:pPr>
+        <w:ind w:left="3520" w:hanging="440"/>
+      </w:pPr>
+    </w:lvl>
+    <w:lvl w:ilvl="7" w:tplc="04090019" w:tentative="1">
+      <w:start w:val="1"/>
+      <w:numFmt w:val="upperLetter"/>
+      <w:lvlText w:val="%8."/>
+      <w:lvlJc w:val="left"/>
+      <w:pPr>
+        <w:ind w:left="3960" w:hanging="440"/>
+      </w:pPr>
+    </w:lvl>
+    <w:lvl w:ilvl="8" w:tplc="0409001B" w:tentative="1">
+      <w:start w:val="1"/>
+      <w:numFmt w:val="lowerRoman"/>
+      <w:lvlText w:val="%9."/>
+      <w:lvlJc w:val="right"/>
+      <w:pPr>
+        <w:ind w:left="4400" w:hanging="440"/>
+      </w:pPr>
+    </w:lvl>
+  </w:abstractNum>
+  <w:abstractNum w:abstractNumId="4" w15:restartNumberingAfterBreak="0">
+    <w:nsid w:val="467F39ED"/>
+    <w:multiLevelType w:val="hybridMultilevel"/>
+    <w:tmpl w:val="13109768"/>
+    <w:lvl w:ilvl="0" w:tplc="79866DC2">
+      <w:start w:val="1"/>
+      <w:numFmt w:val="decimal"/>
+      <w:lvlText w:val="%1."/>
+      <w:lvlJc w:val="left"/>
+      <w:pPr>
+        <w:ind w:left="800" w:hanging="360"/>
+      </w:pPr>
+      <w:rPr>
+        <w:rFonts w:hint="default"/>
+      </w:rPr>
+    </w:lvl>
+    <w:lvl w:ilvl="1" w:tplc="04090019" w:tentative="1">
+      <w:start w:val="1"/>
+      <w:numFmt w:val="upperLetter"/>
+      <w:lvlText w:val="%2."/>
+      <w:lvlJc w:val="left"/>
+      <w:pPr>
+        <w:ind w:left="1320" w:hanging="440"/>
+      </w:pPr>
+    </w:lvl>
+    <w:lvl w:ilvl="2" w:tplc="0409001B" w:tentative="1">
+      <w:start w:val="1"/>
+      <w:numFmt w:val="lowerRoman"/>
+      <w:lvlText w:val="%3."/>
+      <w:lvlJc w:val="right"/>
+      <w:pPr>
+        <w:ind w:left="1760" w:hanging="440"/>
+      </w:pPr>
+    </w:lvl>
+    <w:lvl w:ilvl="3" w:tplc="0409000F" w:tentative="1">
+      <w:start w:val="1"/>
+      <w:numFmt w:val="decimal"/>
+      <w:lvlText w:val="%4."/>
+      <w:lvlJc w:val="left"/>
+      <w:pPr>
+        <w:ind w:left="2200" w:hanging="440"/>
+      </w:pPr>
+    </w:lvl>
+    <w:lvl w:ilvl="4" w:tplc="04090019" w:tentative="1">
+      <w:start w:val="1"/>
+      <w:numFmt w:val="upperLetter"/>
+      <w:lvlText w:val="%5."/>
+      <w:lvlJc w:val="left"/>
+      <w:pPr>
+        <w:ind w:left="2640" w:hanging="440"/>
+      </w:pPr>
+    </w:lvl>
+    <w:lvl w:ilvl="5" w:tplc="0409001B" w:tentative="1">
+      <w:start w:val="1"/>
+      <w:numFmt w:val="lowerRoman"/>
+      <w:lvlText w:val="%6."/>
+      <w:lvlJc w:val="right"/>
+      <w:pPr>
+        <w:ind w:left="3080" w:hanging="440"/>
+      </w:pPr>
+    </w:lvl>
+    <w:lvl w:ilvl="6" w:tplc="0409000F" w:tentative="1">
+      <w:start w:val="1"/>
+      <w:numFmt w:val="decimal"/>
+      <w:lvlText w:val="%7."/>
+      <w:lvlJc w:val="left"/>
+      <w:pPr>
+        <w:ind w:left="3520" w:hanging="440"/>
+      </w:pPr>
+    </w:lvl>
+    <w:lvl w:ilvl="7" w:tplc="04090019" w:tentative="1">
+      <w:start w:val="1"/>
+      <w:numFmt w:val="upperLetter"/>
+      <w:lvlText w:val="%8."/>
+      <w:lvlJc w:val="left"/>
+      <w:pPr>
+        <w:ind w:left="3960" w:hanging="440"/>
+      </w:pPr>
+    </w:lvl>
+    <w:lvl w:ilvl="8" w:tplc="0409001B" w:tentative="1">
+      <w:start w:val="1"/>
+      <w:numFmt w:val="lowerRoman"/>
+      <w:lvlText w:val="%9."/>
+      <w:lvlJc w:val="right"/>
+      <w:pPr>
+        <w:ind w:left="4400" w:hanging="440"/>
+      </w:pPr>
+    </w:lvl>
+  </w:abstractNum>
+  <w:abstractNum w:abstractNumId="5" w15:restartNumberingAfterBreak="0">
+    <w:nsid w:val="783721AA"/>
+    <w:multiLevelType w:val="hybridMultilevel"/>
+    <w:tmpl w:val="12BC166C"/>
+    <w:lvl w:ilvl="0" w:tplc="C2F48282">
+      <w:start w:val="1"/>
+      <w:numFmt w:val="decimal"/>
+      <w:lvlText w:val="%1."/>
+      <w:lvlJc w:val="left"/>
+      <w:pPr>
+        <w:ind w:left="800" w:hanging="360"/>
+      </w:pPr>
+      <w:rPr>
+        <w:rFonts w:hint="default"/>
+      </w:rPr>
+    </w:lvl>
+    <w:lvl w:ilvl="1" w:tplc="04090019" w:tentative="1">
+      <w:start w:val="1"/>
+      <w:numFmt w:val="upperLetter"/>
+      <w:lvlText w:val="%2."/>
+      <w:lvlJc w:val="left"/>
+      <w:pPr>
+        <w:ind w:left="1320" w:hanging="440"/>
+      </w:pPr>
+    </w:lvl>
+    <w:lvl w:ilvl="2" w:tplc="0409001B" w:tentative="1">
+      <w:start w:val="1"/>
+      <w:numFmt w:val="lowerRoman"/>
+      <w:lvlText w:val="%3."/>
+      <w:lvlJc w:val="right"/>
+      <w:pPr>
+        <w:ind w:left="1760" w:hanging="440"/>
+      </w:pPr>
+    </w:lvl>
+    <w:lvl w:ilvl="3" w:tplc="0409000F" w:tentative="1">
+      <w:start w:val="1"/>
+      <w:numFmt w:val="decimal"/>
+      <w:lvlText w:val="%4."/>
+      <w:lvlJc w:val="left"/>
+      <w:pPr>
+        <w:ind w:left="2200" w:hanging="440"/>
+      </w:pPr>
+    </w:lvl>
+    <w:lvl w:ilvl="4" w:tplc="04090019" w:tentative="1">
+      <w:start w:val="1"/>
+      <w:numFmt w:val="upperLetter"/>
+      <w:lvlText w:val="%5."/>
+      <w:lvlJc w:val="left"/>
+      <w:pPr>
+        <w:ind w:left="2640" w:hanging="440"/>
+      </w:pPr>
+    </w:lvl>
+    <w:lvl w:ilvl="5" w:tplc="0409001B" w:tentative="1">
+      <w:start w:val="1"/>
+      <w:numFmt w:val="lowerRoman"/>
+      <w:lvlText w:val="%6."/>
+      <w:lvlJc w:val="right"/>
+      <w:pPr>
+        <w:ind w:left="3080" w:hanging="440"/>
+      </w:pPr>
+    </w:lvl>
+    <w:lvl w:ilvl="6" w:tplc="0409000F" w:tentative="1">
+      <w:start w:val="1"/>
+      <w:numFmt w:val="decimal"/>
+      <w:lvlText w:val="%7."/>
+      <w:lvlJc w:val="left"/>
+      <w:pPr>
+        <w:ind w:left="3520" w:hanging="440"/>
+      </w:pPr>
+    </w:lvl>
+    <w:lvl w:ilvl="7" w:tplc="04090019" w:tentative="1">
+      <w:start w:val="1"/>
+      <w:numFmt w:val="upperLetter"/>
+      <w:lvlText w:val="%8."/>
+      <w:lvlJc w:val="left"/>
+      <w:pPr>
+        <w:ind w:left="3960" w:hanging="440"/>
+      </w:pPr>
+    </w:lvl>
+    <w:lvl w:ilvl="8" w:tplc="0409001B" w:tentative="1">
+      <w:start w:val="1"/>
+      <w:numFmt w:val="lowerRoman"/>
+      <w:lvlText w:val="%9."/>
+      <w:lvlJc w:val="right"/>
+      <w:pPr>
+        <w:ind w:left="4400" w:hanging="440"/>
+      </w:pPr>
+    </w:lvl>
+  </w:abstractNum>
+  <w:abstractNum w:abstractNumId="6" w15:restartNumberingAfterBreak="0">
     <w:nsid w:val="79976583"/>
     <w:multiLevelType w:val="multilevel"/>
     <w:tmpl w:val="3E26AA1C"/>
@@ -902,8 +2630,118 @@
       </w:rPr>
     </w:lvl>
   </w:abstractNum>
+  <w:abstractNum w:abstractNumId="7" w15:restartNumberingAfterBreak="0">
+    <w:nsid w:val="7A3A4CE5"/>
+    <w:multiLevelType w:val="hybridMultilevel"/>
+    <w:tmpl w:val="0B9227F6"/>
+    <w:lvl w:ilvl="0" w:tplc="50B8FE64">
+      <w:start w:val="1"/>
+      <w:numFmt w:val="decimal"/>
+      <w:lvlText w:val="%1."/>
+      <w:lvlJc w:val="left"/>
+      <w:pPr>
+        <w:ind w:left="800" w:hanging="360"/>
+      </w:pPr>
+      <w:rPr>
+        <w:rFonts w:hint="default"/>
+      </w:rPr>
+    </w:lvl>
+    <w:lvl w:ilvl="1" w:tplc="04090019" w:tentative="1">
+      <w:start w:val="1"/>
+      <w:numFmt w:val="upperLetter"/>
+      <w:lvlText w:val="%2."/>
+      <w:lvlJc w:val="left"/>
+      <w:pPr>
+        <w:ind w:left="1320" w:hanging="440"/>
+      </w:pPr>
+    </w:lvl>
+    <w:lvl w:ilvl="2" w:tplc="0409001B" w:tentative="1">
+      <w:start w:val="1"/>
+      <w:numFmt w:val="lowerRoman"/>
+      <w:lvlText w:val="%3."/>
+      <w:lvlJc w:val="right"/>
+      <w:pPr>
+        <w:ind w:left="1760" w:hanging="440"/>
+      </w:pPr>
+    </w:lvl>
+    <w:lvl w:ilvl="3" w:tplc="0409000F" w:tentative="1">
+      <w:start w:val="1"/>
+      <w:numFmt w:val="decimal"/>
+      <w:lvlText w:val="%4."/>
+      <w:lvlJc w:val="left"/>
+      <w:pPr>
+        <w:ind w:left="2200" w:hanging="440"/>
+      </w:pPr>
+    </w:lvl>
+    <w:lvl w:ilvl="4" w:tplc="04090019" w:tentative="1">
+      <w:start w:val="1"/>
+      <w:numFmt w:val="upperLetter"/>
+      <w:lvlText w:val="%5."/>
+      <w:lvlJc w:val="left"/>
+      <w:pPr>
+        <w:ind w:left="2640" w:hanging="440"/>
+      </w:pPr>
+    </w:lvl>
+    <w:lvl w:ilvl="5" w:tplc="0409001B" w:tentative="1">
+      <w:start w:val="1"/>
+      <w:numFmt w:val="lowerRoman"/>
+      <w:lvlText w:val="%6."/>
+      <w:lvlJc w:val="right"/>
+      <w:pPr>
+        <w:ind w:left="3080" w:hanging="440"/>
+      </w:pPr>
+    </w:lvl>
+    <w:lvl w:ilvl="6" w:tplc="0409000F" w:tentative="1">
+      <w:start w:val="1"/>
+      <w:numFmt w:val="decimal"/>
+      <w:lvlText w:val="%7."/>
+      <w:lvlJc w:val="left"/>
+      <w:pPr>
+        <w:ind w:left="3520" w:hanging="440"/>
+      </w:pPr>
+    </w:lvl>
+    <w:lvl w:ilvl="7" w:tplc="04090019" w:tentative="1">
+      <w:start w:val="1"/>
+      <w:numFmt w:val="upperLetter"/>
+      <w:lvlText w:val="%8."/>
+      <w:lvlJc w:val="left"/>
+      <w:pPr>
+        <w:ind w:left="3960" w:hanging="440"/>
+      </w:pPr>
+    </w:lvl>
+    <w:lvl w:ilvl="8" w:tplc="0409001B" w:tentative="1">
+      <w:start w:val="1"/>
+      <w:numFmt w:val="lowerRoman"/>
+      <w:lvlText w:val="%9."/>
+      <w:lvlJc w:val="right"/>
+      <w:pPr>
+        <w:ind w:left="4400" w:hanging="440"/>
+      </w:pPr>
+    </w:lvl>
+  </w:abstractNum>
   <w:num w:numId="1" w16cid:durableId="1183322277">
+    <w:abstractNumId w:val="6"/>
+  </w:num>
+  <w:num w:numId="2" w16cid:durableId="1640068949">
+    <w:abstractNumId w:val="4"/>
+  </w:num>
+  <w:num w:numId="3" w16cid:durableId="569998349">
+    <w:abstractNumId w:val="5"/>
+  </w:num>
+  <w:num w:numId="4" w16cid:durableId="535969547">
+    <w:abstractNumId w:val="2"/>
+  </w:num>
+  <w:num w:numId="5" w16cid:durableId="923682336">
     <w:abstractNumId w:val="0"/>
+  </w:num>
+  <w:num w:numId="6" w16cid:durableId="1297758361">
+    <w:abstractNumId w:val="3"/>
+  </w:num>
+  <w:num w:numId="7" w16cid:durableId="504324250">
+    <w:abstractNumId w:val="1"/>
+  </w:num>
+  <w:num w:numId="8" w16cid:durableId="2010253513">
+    <w:abstractNumId w:val="7"/>
   </w:num>
 </w:numbering>
 </file>
